--- a/docs/Report.docx
+++ b/docs/Report.docx
@@ -6628,6 +6628,163 @@
       </w:r>
     </w:p>
     <w:p>
+      <w:pPr>
+        <w:pStyle w:val="Heading2"/>
+      </w:pPr>
+      <w:r>
+        <w:t>3.1. Cài đặt và chạy ở máy cục bộ</w:t>
+      </w:r>
+    </w:p>
+    <w:p>
+      <w:r>
+        <w:t>Mã nguồn: https://github.com/DongTrieu0310/AI_HealthCareAssitant (nhánh thong). Yêu cầu Python 3.13. Các bước dưới đây chạy trên macOS/Linux; trên Windows thay lệnh kích hoạt môi trường ảo tương ứng.</w:t>
+      </w:r>
+    </w:p>
+    <w:p>
+      <w:r>
+        <w:t>Bước 1 — Tải mã nguồn:</w:t>
+      </w:r>
+    </w:p>
+    <w:p>
+      <w:pPr>
+        <w:spacing w:before="80" w:after="160"/>
+        <w:ind w:left="432"/>
+        <w:shd w:val="clear" w:fill="F2F3F5"/>
+      </w:pPr>
+      <w:r>
+        <w:rPr>
+          <w:rFonts w:ascii="Consolas" w:hAnsi="Consolas"/>
+          <w:color w:val="1F2D3D"/>
+          <w:sz w:val="18"/>
+        </w:rPr>
+        <w:t>git clone -b thong https://github.com/DongTrieu0310/AI_HealthCareAssitant.git</w:t>
+        <w:br/>
+        <w:t>cd AI_HealthCareAssitant</w:t>
+      </w:r>
+    </w:p>
+    <w:p>
+      <w:r>
+        <w:t>Bước 2 — Tạo và kích hoạt môi trường ảo:</w:t>
+      </w:r>
+    </w:p>
+    <w:p>
+      <w:pPr>
+        <w:spacing w:before="80" w:after="160"/>
+        <w:ind w:left="432"/>
+        <w:shd w:val="clear" w:fill="F2F3F5"/>
+      </w:pPr>
+      <w:r>
+        <w:rPr>
+          <w:rFonts w:ascii="Consolas" w:hAnsi="Consolas"/>
+          <w:color w:val="1F2D3D"/>
+          <w:sz w:val="18"/>
+        </w:rPr>
+        <w:t>python3 -m venv .venv</w:t>
+        <w:br/>
+        <w:t>source .venv/bin/activate        # Windows: .venv\Scripts\activate</w:t>
+      </w:r>
+    </w:p>
+    <w:p>
+      <w:r>
+        <w:t>Bước 3 — Cài đặt thư viện (requirements.txt):</w:t>
+      </w:r>
+    </w:p>
+    <w:p>
+      <w:pPr>
+        <w:spacing w:before="80" w:after="160"/>
+        <w:ind w:left="432"/>
+        <w:shd w:val="clear" w:fill="F2F3F5"/>
+      </w:pPr>
+      <w:r>
+        <w:rPr>
+          <w:rFonts w:ascii="Consolas" w:hAnsi="Consolas"/>
+          <w:color w:val="1F2D3D"/>
+          <w:sz w:val="18"/>
+        </w:rPr>
+        <w:t>pip install -r requirements.txt</w:t>
+      </w:r>
+    </w:p>
+    <w:p>
+      <w:r>
+        <w:t>Các thư viện chính: joblib, matplotlib, numpy, pandas, scikit-learn, scipy, streamlit (các phiên bản được ghim trong requirements.txt).</w:t>
+      </w:r>
+    </w:p>
+    <w:p>
+      <w:r>
+        <w:t>Bước 4 — (Tùy chọn) Dựng lại scaler/imputer và kiểm thử tiền xử lý. Các mô hình .pkl đã có sẵn trong data/models/; bước này bảo đảm scaler khớp với lúc huấn luyện:</w:t>
+      </w:r>
+    </w:p>
+    <w:p>
+      <w:pPr>
+        <w:spacing w:before="80" w:after="160"/>
+        <w:ind w:left="432"/>
+        <w:shd w:val="clear" w:fill="F2F3F5"/>
+      </w:pPr>
+      <w:r>
+        <w:rPr>
+          <w:rFonts w:ascii="Consolas" w:hAnsi="Consolas"/>
+          <w:color w:val="1F2D3D"/>
+          <w:sz w:val="18"/>
+        </w:rPr>
+        <w:t>python src/preprocessing/export_transformers.py   # ghi data/models/*_scaler.pkl</w:t>
+        <w:br/>
+        <w:t>python tests/test_prediction_scaling.py           # kiểm tra lại</w:t>
+      </w:r>
+    </w:p>
+    <w:p>
+      <w:r>
+        <w:t>Bước 5 — Chạy ứng dụng Streamlit:</w:t>
+      </w:r>
+    </w:p>
+    <w:p>
+      <w:pPr>
+        <w:spacing w:before="80" w:after="160"/>
+        <w:ind w:left="432"/>
+        <w:shd w:val="clear" w:fill="F2F3F5"/>
+      </w:pPr>
+      <w:r>
+        <w:rPr>
+          <w:rFonts w:ascii="Consolas" w:hAnsi="Consolas"/>
+          <w:color w:val="1F2D3D"/>
+          <w:sz w:val="18"/>
+        </w:rPr>
+        <w:t>streamlit run src/ui/app.py</w:t>
+      </w:r>
+    </w:p>
+    <w:p>
+      <w:r>
+        <w:t>Ứng dụng mở tại http://localhost:8501. Lưu ý: điểm khởi động của ứng dụng là src/ui/app.py (không phải main.py ở thư mục gốc). Dữ liệu bệnh nhân được lưu cục bộ trong data/patient_records.db và tạo tự động ở lần chạy đầu.</w:t>
+      </w:r>
+    </w:p>
+    <w:p>
+      <w:r>
+        <w:t>Bước 6 — (Tùy chọn) Huấn luyện lại từ đầu. Chạy tuần tự theo thứ tự phụ thuộc, ví dụ cho bệnh tim mạch (từ thư mục src/models):</w:t>
+      </w:r>
+    </w:p>
+    <w:p>
+      <w:pPr>
+        <w:spacing w:before="80" w:after="160"/>
+        <w:ind w:left="432"/>
+        <w:shd w:val="clear" w:fill="F2F3F5"/>
+      </w:pPr>
+      <w:r>
+        <w:rPr>
+          <w:rFonts w:ascii="Consolas" w:hAnsi="Consolas"/>
+          <w:color w:val="1F2D3D"/>
+          <w:sz w:val="18"/>
+        </w:rPr>
+        <w:t>python cardio_baseline.py        # so sánh model, chọn Random Forest</w:t>
+        <w:br/>
+        <w:t>python cardio_tuning.py          # GridSearchCV</w:t>
+        <w:br/>
+        <w:t>python cardio_threshold.py       # chọn ngưỡng quyết định</w:t>
+        <w:br/>
+        <w:t>python cardio_final_model.py     # lưu mô hình cuối (.pkl)</w:t>
+        <w:br/>
+        <w:t>python cardio_final_evaluation.py# đánh giá trên tập kiểm thử</w:t>
+      </w:r>
+    </w:p>
+    <w:p>
       <w:r>
         <w:t>Phần demo minh họa ứng dụng chạy thực tế trên trình duyệt (Streamlit, localhost:8501).</w:t>
       </w:r>
@@ -6637,7 +6794,7 @@
         <w:pStyle w:val="Heading2"/>
       </w:pPr>
       <w:r>
-        <w:t>3.1. Đánh giá rủi ro 3 bệnh mãn tính</w:t>
+        <w:t>3.2. Đánh giá rủi ro 3 bệnh mãn tính</w:t>
       </w:r>
     </w:p>
     <w:p>
@@ -6650,7 +6807,7 @@
         <w:pStyle w:val="Heading2"/>
       </w:pPr>
       <w:r>
-        <w:t>3.2. Khuyến nghị</w:t>
+        <w:t>3.3. Khuyến nghị</w:t>
       </w:r>
     </w:p>
     <w:p>
@@ -6663,7 +6820,7 @@
         <w:pStyle w:val="Heading2"/>
       </w:pPr>
       <w:r>
-        <w:t>3.3. CRUD thông tin bệnh nhân và lần đo sức khỏe</w:t>
+        <w:t>3.4. CRUD thông tin bệnh nhân và lần đo sức khỏe</w:t>
       </w:r>
     </w:p>
     <w:p>

--- a/docs/Report.docx
+++ b/docs/Report.docx
@@ -454,7 +454,7 @@
           <w:lang w:val="vi-VN"/>
         </w:rPr>
       </w:pPr>
-      <w:bookmarkStart w:id="0" w:name="_Toc241412486"/>
+      <w:bookmarkStart w:id="0" w:name="_Toc241435725"/>
       <w:r>
         <w:lastRenderedPageBreak/>
         <w:t>PHÂN CÔNG VÀ TRÁCH NHIỆM THÀNH VIÊN</w:t>
@@ -1299,7 +1299,7 @@
             </w:rPr>
             <w:fldChar w:fldCharType="separate"/>
           </w:r>
-          <w:hyperlink w:anchor="_Toc241412486" w:history="1">
+          <w:hyperlink w:anchor="_Toc241435725" w:history="1">
             <w:r>
               <w:rPr>
                 <w:rStyle w:val="Hyperlink"/>
@@ -1326,7 +1326,7 @@
                 <w:noProof/>
                 <w:webHidden/>
               </w:rPr>
-              <w:instrText xml:space="preserve"> PAGEREF _Toc241412486 \h </w:instrText>
+              <w:instrText xml:space="preserve"> PAGEREF _Toc241435725 \h </w:instrText>
             </w:r>
             <w:r>
               <w:rPr>
@@ -1375,13 +1375,13 @@
               <w14:ligatures w14:val="standardContextual"/>
             </w:rPr>
           </w:pPr>
-          <w:hyperlink w:anchor="_Toc241412487" w:history="1">
+          <w:hyperlink w:anchor="_Toc241435726" w:history="1">
             <w:r>
               <w:rPr>
                 <w:rStyle w:val="Hyperlink"/>
                 <w:noProof/>
               </w:rPr>
-              <w:t>1. VẤN ĐỀ</w:t>
+              <w:t>TÓM TẮT</w:t>
             </w:r>
             <w:r>
               <w:rPr>
@@ -1402,7 +1402,83 @@
                 <w:noProof/>
                 <w:webHidden/>
               </w:rPr>
-              <w:instrText xml:space="preserve"> PAGEREF _Toc241412487 \h </w:instrText>
+              <w:instrText xml:space="preserve"> PAGEREF _Toc241435726 \h </w:instrText>
+            </w:r>
+            <w:r>
+              <w:rPr>
+                <w:noProof/>
+                <w:webHidden/>
+              </w:rPr>
+            </w:r>
+            <w:r>
+              <w:rPr>
+                <w:noProof/>
+                <w:webHidden/>
+              </w:rPr>
+              <w:fldChar w:fldCharType="separate"/>
+            </w:r>
+            <w:r>
+              <w:rPr>
+                <w:noProof/>
+                <w:webHidden/>
+              </w:rPr>
+              <w:t>4</w:t>
+            </w:r>
+            <w:r>
+              <w:rPr>
+                <w:noProof/>
+                <w:webHidden/>
+              </w:rPr>
+              <w:fldChar w:fldCharType="end"/>
+            </w:r>
+          </w:hyperlink>
+        </w:p>
+        <w:p>
+          <w:pPr>
+            <w:pStyle w:val="TOC1"/>
+            <w:tabs>
+              <w:tab w:val="right" w:leader="dot" w:pos="9509"/>
+            </w:tabs>
+            <w:rPr>
+              <w:rFonts w:eastAsiaTheme="minorEastAsia"/>
+              <w:b w:val="0"/>
+              <w:bCs w:val="0"/>
+              <w:i w:val="0"/>
+              <w:iCs w:val="0"/>
+              <w:noProof/>
+              <w:kern w:val="2"/>
+              <w:lang w:val="en-VN"/>
+              <w14:ligatures w14:val="standardContextual"/>
+            </w:rPr>
+          </w:pPr>
+          <w:hyperlink w:anchor="_Toc241435727" w:history="1">
+            <w:r>
+              <w:rPr>
+                <w:rStyle w:val="Hyperlink"/>
+                <w:noProof/>
+              </w:rPr>
+              <w:t>1. VẤN ĐỀ</w:t>
+            </w:r>
+            <w:r>
+              <w:rPr>
+                <w:noProof/>
+                <w:webHidden/>
+              </w:rPr>
+              <w:tab/>
+            </w:r>
+            <w:r>
+              <w:rPr>
+                <w:noProof/>
+                <w:webHidden/>
+              </w:rPr>
+              <w:fldChar w:fldCharType="begin"/>
+            </w:r>
+            <w:r>
+              <w:rPr>
+                <w:noProof/>
+                <w:webHidden/>
+              </w:rPr>
+              <w:instrText xml:space="preserve"> PAGEREF _Toc241435727 \h </w:instrText>
             </w:r>
             <w:r>
               <w:rPr>
@@ -1451,7 +1527,7 @@
               <w14:ligatures w14:val="standardContextual"/>
             </w:rPr>
           </w:pPr>
-          <w:hyperlink w:anchor="_Toc241412488" w:history="1">
+          <w:hyperlink w:anchor="_Toc241435728" w:history="1">
             <w:r>
               <w:rPr>
                 <w:rStyle w:val="Hyperlink"/>
@@ -1478,7 +1554,7 @@
                 <w:noProof/>
                 <w:webHidden/>
               </w:rPr>
-              <w:instrText xml:space="preserve"> PAGEREF _Toc241412488 \h </w:instrText>
+              <w:instrText xml:space="preserve"> PAGEREF _Toc241435728 \h </w:instrText>
             </w:r>
             <w:r>
               <w:rPr>
@@ -1527,13 +1603,13 @@
               <w14:ligatures w14:val="standardContextual"/>
             </w:rPr>
           </w:pPr>
-          <w:hyperlink w:anchor="_Toc241412489" w:history="1">
+          <w:hyperlink w:anchor="_Toc241435729" w:history="1">
             <w:r>
               <w:rPr>
                 <w:rStyle w:val="Hyperlink"/>
                 <w:noProof/>
               </w:rPr>
-              <w:t>1.2. Giới hạn trách nhiệm</w:t>
+              <w:t>1.2. Vì sao là bài toán phân loại</w:t>
             </w:r>
             <w:r>
               <w:rPr>
@@ -1554,7 +1630,7 @@
                 <w:noProof/>
                 <w:webHidden/>
               </w:rPr>
-              <w:instrText xml:space="preserve"> PAGEREF _Toc241412489 \h </w:instrText>
+              <w:instrText xml:space="preserve"> PAGEREF _Toc241435729 \h </w:instrText>
             </w:r>
             <w:r>
               <w:rPr>
@@ -1574,7 +1650,83 @@
                 <w:noProof/>
                 <w:webHidden/>
               </w:rPr>
-              <w:t>4</w:t>
+              <w:t>5</w:t>
+            </w:r>
+            <w:r>
+              <w:rPr>
+                <w:noProof/>
+                <w:webHidden/>
+              </w:rPr>
+              <w:fldChar w:fldCharType="end"/>
+            </w:r>
+          </w:hyperlink>
+        </w:p>
+        <w:p>
+          <w:pPr>
+            <w:pStyle w:val="TOC2"/>
+            <w:tabs>
+              <w:tab w:val="right" w:leader="dot" w:pos="9509"/>
+            </w:tabs>
+            <w:rPr>
+              <w:rFonts w:eastAsiaTheme="minorEastAsia"/>
+              <w:b w:val="0"/>
+              <w:bCs w:val="0"/>
+              <w:noProof/>
+              <w:kern w:val="2"/>
+              <w:sz w:val="24"/>
+              <w:szCs w:val="24"/>
+              <w:lang w:val="en-VN"/>
+              <w14:ligatures w14:val="standardContextual"/>
+            </w:rPr>
+          </w:pPr>
+          <w:hyperlink w:anchor="_Toc241435730" w:history="1">
+            <w:r>
+              <w:rPr>
+                <w:rStyle w:val="Hyperlink"/>
+                <w:noProof/>
+              </w:rPr>
+              <w:t>1.3. Giới hạn trách nhiệm</w:t>
+            </w:r>
+            <w:r>
+              <w:rPr>
+                <w:noProof/>
+                <w:webHidden/>
+              </w:rPr>
+              <w:tab/>
+            </w:r>
+            <w:r>
+              <w:rPr>
+                <w:noProof/>
+                <w:webHidden/>
+              </w:rPr>
+              <w:fldChar w:fldCharType="begin"/>
+            </w:r>
+            <w:r>
+              <w:rPr>
+                <w:noProof/>
+                <w:webHidden/>
+              </w:rPr>
+              <w:instrText xml:space="preserve"> PAGEREF _Toc241435730 \h </w:instrText>
+            </w:r>
+            <w:r>
+              <w:rPr>
+                <w:noProof/>
+                <w:webHidden/>
+              </w:rPr>
+            </w:r>
+            <w:r>
+              <w:rPr>
+                <w:noProof/>
+                <w:webHidden/>
+              </w:rPr>
+              <w:fldChar w:fldCharType="separate"/>
+            </w:r>
+            <w:r>
+              <w:rPr>
+                <w:noProof/>
+                <w:webHidden/>
+              </w:rPr>
+              <w:t>5</w:t>
             </w:r>
             <w:r>
               <w:rPr>
@@ -1603,7 +1755,7 @@
               <w14:ligatures w14:val="standardContextual"/>
             </w:rPr>
           </w:pPr>
-          <w:hyperlink w:anchor="_Toc241412490" w:history="1">
+          <w:hyperlink w:anchor="_Toc241435731" w:history="1">
             <w:r>
               <w:rPr>
                 <w:rStyle w:val="Hyperlink"/>
@@ -1630,7 +1782,7 @@
                 <w:noProof/>
                 <w:webHidden/>
               </w:rPr>
-              <w:instrText xml:space="preserve"> PAGEREF _Toc241412490 \h </w:instrText>
+              <w:instrText xml:space="preserve"> PAGEREF _Toc241435731 \h </w:instrText>
             </w:r>
             <w:r>
               <w:rPr>
@@ -1650,7 +1802,7 @@
                 <w:noProof/>
                 <w:webHidden/>
               </w:rPr>
-              <w:t>4</w:t>
+              <w:t>5</w:t>
             </w:r>
             <w:r>
               <w:rPr>
@@ -1679,7 +1831,7 @@
               <w14:ligatures w14:val="standardContextual"/>
             </w:rPr>
           </w:pPr>
-          <w:hyperlink w:anchor="_Toc241412491" w:history="1">
+          <w:hyperlink w:anchor="_Toc241435732" w:history="1">
             <w:r>
               <w:rPr>
                 <w:rStyle w:val="Hyperlink"/>
@@ -1706,7 +1858,7 @@
                 <w:noProof/>
                 <w:webHidden/>
               </w:rPr>
-              <w:instrText xml:space="preserve"> PAGEREF _Toc241412491 \h </w:instrText>
+              <w:instrText xml:space="preserve"> PAGEREF _Toc241435732 \h </w:instrText>
             </w:r>
             <w:r>
               <w:rPr>
@@ -1726,7 +1878,7 @@
                 <w:noProof/>
                 <w:webHidden/>
               </w:rPr>
-              <w:t>5</w:t>
+              <w:t>6</w:t>
             </w:r>
             <w:r>
               <w:rPr>
@@ -1753,13 +1905,13 @@
               <w14:ligatures w14:val="standardContextual"/>
             </w:rPr>
           </w:pPr>
-          <w:hyperlink w:anchor="_Toc241412492" w:history="1">
+          <w:hyperlink w:anchor="_Toc241435733" w:history="1">
             <w:r>
               <w:rPr>
                 <w:rStyle w:val="Hyperlink"/>
                 <w:noProof/>
               </w:rPr>
-              <w:t>Các bước tiền xử lý</w:t>
+              <w:t>2.1.1. Các bước tiền xử lý</w:t>
             </w:r>
             <w:r>
               <w:rPr>
@@ -1780,7 +1932,7 @@
                 <w:noProof/>
                 <w:webHidden/>
               </w:rPr>
-              <w:instrText xml:space="preserve"> PAGEREF _Toc241412492 \h </w:instrText>
+              <w:instrText xml:space="preserve"> PAGEREF _Toc241435733 \h </w:instrText>
             </w:r>
             <w:r>
               <w:rPr>
@@ -1800,7 +1952,155 @@
                 <w:noProof/>
                 <w:webHidden/>
               </w:rPr>
-              <w:t>6</w:t>
+              <w:t>7</w:t>
+            </w:r>
+            <w:r>
+              <w:rPr>
+                <w:noProof/>
+                <w:webHidden/>
+              </w:rPr>
+              <w:fldChar w:fldCharType="end"/>
+            </w:r>
+          </w:hyperlink>
+        </w:p>
+        <w:p>
+          <w:pPr>
+            <w:pStyle w:val="TOC3"/>
+            <w:tabs>
+              <w:tab w:val="right" w:leader="dot" w:pos="9509"/>
+            </w:tabs>
+            <w:rPr>
+              <w:rFonts w:eastAsiaTheme="minorEastAsia"/>
+              <w:noProof/>
+              <w:kern w:val="2"/>
+              <w:sz w:val="24"/>
+              <w:szCs w:val="24"/>
+              <w:lang w:val="en-VN"/>
+              <w14:ligatures w14:val="standardContextual"/>
+            </w:rPr>
+          </w:pPr>
+          <w:hyperlink w:anchor="_Toc241435734" w:history="1">
+            <w:r>
+              <w:rPr>
+                <w:rStyle w:val="Hyperlink"/>
+                <w:noProof/>
+              </w:rPr>
+              <w:t>2.1.2. Trích đoạn code tiền xử lý</w:t>
+            </w:r>
+            <w:r>
+              <w:rPr>
+                <w:noProof/>
+                <w:webHidden/>
+              </w:rPr>
+              <w:tab/>
+            </w:r>
+            <w:r>
+              <w:rPr>
+                <w:noProof/>
+                <w:webHidden/>
+              </w:rPr>
+              <w:fldChar w:fldCharType="begin"/>
+            </w:r>
+            <w:r>
+              <w:rPr>
+                <w:noProof/>
+                <w:webHidden/>
+              </w:rPr>
+              <w:instrText xml:space="preserve"> PAGEREF _Toc241435734 \h </w:instrText>
+            </w:r>
+            <w:r>
+              <w:rPr>
+                <w:noProof/>
+                <w:webHidden/>
+              </w:rPr>
+            </w:r>
+            <w:r>
+              <w:rPr>
+                <w:noProof/>
+                <w:webHidden/>
+              </w:rPr>
+              <w:fldChar w:fldCharType="separate"/>
+            </w:r>
+            <w:r>
+              <w:rPr>
+                <w:noProof/>
+                <w:webHidden/>
+              </w:rPr>
+              <w:t>7</w:t>
+            </w:r>
+            <w:r>
+              <w:rPr>
+                <w:noProof/>
+                <w:webHidden/>
+              </w:rPr>
+              <w:fldChar w:fldCharType="end"/>
+            </w:r>
+          </w:hyperlink>
+        </w:p>
+        <w:p>
+          <w:pPr>
+            <w:pStyle w:val="TOC3"/>
+            <w:tabs>
+              <w:tab w:val="right" w:leader="dot" w:pos="9509"/>
+            </w:tabs>
+            <w:rPr>
+              <w:rFonts w:eastAsiaTheme="minorEastAsia"/>
+              <w:noProof/>
+              <w:kern w:val="2"/>
+              <w:sz w:val="24"/>
+              <w:szCs w:val="24"/>
+              <w:lang w:val="en-VN"/>
+              <w14:ligatures w14:val="standardContextual"/>
+            </w:rPr>
+          </w:pPr>
+          <w:hyperlink w:anchor="_Toc241435735" w:history="1">
+            <w:r>
+              <w:rPr>
+                <w:rStyle w:val="Hyperlink"/>
+                <w:noProof/>
+              </w:rPr>
+              <w:t>2.1.3. Kiểm định chất lượng dữ liệu</w:t>
+            </w:r>
+            <w:r>
+              <w:rPr>
+                <w:noProof/>
+                <w:webHidden/>
+              </w:rPr>
+              <w:tab/>
+            </w:r>
+            <w:r>
+              <w:rPr>
+                <w:noProof/>
+                <w:webHidden/>
+              </w:rPr>
+              <w:fldChar w:fldCharType="begin"/>
+            </w:r>
+            <w:r>
+              <w:rPr>
+                <w:noProof/>
+                <w:webHidden/>
+              </w:rPr>
+              <w:instrText xml:space="preserve"> PAGEREF _Toc241435735 \h </w:instrText>
+            </w:r>
+            <w:r>
+              <w:rPr>
+                <w:noProof/>
+                <w:webHidden/>
+              </w:rPr>
+            </w:r>
+            <w:r>
+              <w:rPr>
+                <w:noProof/>
+                <w:webHidden/>
+              </w:rPr>
+              <w:fldChar w:fldCharType="separate"/>
+            </w:r>
+            <w:r>
+              <w:rPr>
+                <w:noProof/>
+                <w:webHidden/>
+              </w:rPr>
+              <w:t>8</w:t>
             </w:r>
             <w:r>
               <w:rPr>
@@ -1829,7 +2129,7 @@
               <w14:ligatures w14:val="standardContextual"/>
             </w:rPr>
           </w:pPr>
-          <w:hyperlink w:anchor="_Toc241412493" w:history="1">
+          <w:hyperlink w:anchor="_Toc241435736" w:history="1">
             <w:r>
               <w:rPr>
                 <w:rStyle w:val="Hyperlink"/>
@@ -1856,7 +2156,7 @@
                 <w:noProof/>
                 <w:webHidden/>
               </w:rPr>
-              <w:instrText xml:space="preserve"> PAGEREF _Toc241412493 \h </w:instrText>
+              <w:instrText xml:space="preserve"> PAGEREF _Toc241435736 \h </w:instrText>
             </w:r>
             <w:r>
               <w:rPr>
@@ -1876,7 +2176,7 @@
                 <w:noProof/>
                 <w:webHidden/>
               </w:rPr>
-              <w:t>6</w:t>
+              <w:t>8</w:t>
             </w:r>
             <w:r>
               <w:rPr>
@@ -1903,7 +2203,7 @@
               <w14:ligatures w14:val="standardContextual"/>
             </w:rPr>
           </w:pPr>
-          <w:hyperlink w:anchor="_Toc241412494" w:history="1">
+          <w:hyperlink w:anchor="_Toc241435737" w:history="1">
             <w:r>
               <w:rPr>
                 <w:rStyle w:val="Hyperlink"/>
@@ -1930,7 +2230,7 @@
                 <w:noProof/>
                 <w:webHidden/>
               </w:rPr>
-              <w:instrText xml:space="preserve"> PAGEREF _Toc241412494 \h </w:instrText>
+              <w:instrText xml:space="preserve"> PAGEREF _Toc241435737 \h </w:instrText>
             </w:r>
             <w:r>
               <w:rPr>
@@ -1950,7 +2250,7 @@
                 <w:noProof/>
                 <w:webHidden/>
               </w:rPr>
-              <w:t>7</w:t>
+              <w:t>8</w:t>
             </w:r>
             <w:r>
               <w:rPr>
@@ -1977,7 +2277,7 @@
               <w14:ligatures w14:val="standardContextual"/>
             </w:rPr>
           </w:pPr>
-          <w:hyperlink w:anchor="_Toc241412495" w:history="1">
+          <w:hyperlink w:anchor="_Toc241435738" w:history="1">
             <w:r>
               <w:rPr>
                 <w:rStyle w:val="Hyperlink"/>
@@ -2004,7 +2304,7 @@
                 <w:noProof/>
                 <w:webHidden/>
               </w:rPr>
-              <w:instrText xml:space="preserve"> PAGEREF _Toc241412495 \h </w:instrText>
+              <w:instrText xml:space="preserve"> PAGEREF _Toc241435738 \h </w:instrText>
             </w:r>
             <w:r>
               <w:rPr>
@@ -2024,7 +2324,7 @@
                 <w:noProof/>
                 <w:webHidden/>
               </w:rPr>
-              <w:t>7</w:t>
+              <w:t>9</w:t>
             </w:r>
             <w:r>
               <w:rPr>
@@ -2051,7 +2351,7 @@
               <w14:ligatures w14:val="standardContextual"/>
             </w:rPr>
           </w:pPr>
-          <w:hyperlink w:anchor="_Toc241412496" w:history="1">
+          <w:hyperlink w:anchor="_Toc241435739" w:history="1">
             <w:r>
               <w:rPr>
                 <w:rStyle w:val="Hyperlink"/>
@@ -2078,7 +2378,7 @@
                 <w:noProof/>
                 <w:webHidden/>
               </w:rPr>
-              <w:instrText xml:space="preserve"> PAGEREF _Toc241412496 \h </w:instrText>
+              <w:instrText xml:space="preserve"> PAGEREF _Toc241435739 \h </w:instrText>
             </w:r>
             <w:r>
               <w:rPr>
@@ -2098,7 +2398,7 @@
                 <w:noProof/>
                 <w:webHidden/>
               </w:rPr>
-              <w:t>8</w:t>
+              <w:t>10</w:t>
             </w:r>
             <w:r>
               <w:rPr>
@@ -2125,7 +2425,7 @@
               <w14:ligatures w14:val="standardContextual"/>
             </w:rPr>
           </w:pPr>
-          <w:hyperlink w:anchor="_Toc241412497" w:history="1">
+          <w:hyperlink w:anchor="_Toc241435740" w:history="1">
             <w:r>
               <w:rPr>
                 <w:rStyle w:val="Hyperlink"/>
@@ -2152,7 +2452,7 @@
                 <w:noProof/>
                 <w:webHidden/>
               </w:rPr>
-              <w:instrText xml:space="preserve"> PAGEREF _Toc241412497 \h </w:instrText>
+              <w:instrText xml:space="preserve"> PAGEREF _Toc241435740 \h </w:instrText>
             </w:r>
             <w:r>
               <w:rPr>
@@ -2172,7 +2472,7 @@
                 <w:noProof/>
                 <w:webHidden/>
               </w:rPr>
-              <w:t>8</w:t>
+              <w:t>12</w:t>
             </w:r>
             <w:r>
               <w:rPr>
@@ -2201,7 +2501,7 @@
               <w14:ligatures w14:val="standardContextual"/>
             </w:rPr>
           </w:pPr>
-          <w:hyperlink w:anchor="_Toc241412498" w:history="1">
+          <w:hyperlink w:anchor="_Toc241435741" w:history="1">
             <w:r>
               <w:rPr>
                 <w:rStyle w:val="Hyperlink"/>
@@ -2228,7 +2528,7 @@
                 <w:noProof/>
                 <w:webHidden/>
               </w:rPr>
-              <w:instrText xml:space="preserve"> PAGEREF _Toc241412498 \h </w:instrText>
+              <w:instrText xml:space="preserve"> PAGEREF _Toc241435741 \h </w:instrText>
             </w:r>
             <w:r>
               <w:rPr>
@@ -2248,7 +2548,7 @@
                 <w:noProof/>
                 <w:webHidden/>
               </w:rPr>
-              <w:t>8</w:t>
+              <w:t>12</w:t>
             </w:r>
             <w:r>
               <w:rPr>
@@ -2275,13 +2575,13 @@
               <w14:ligatures w14:val="standardContextual"/>
             </w:rPr>
           </w:pPr>
-          <w:hyperlink w:anchor="_Toc241412499" w:history="1">
+          <w:hyperlink w:anchor="_Toc241435742" w:history="1">
             <w:r>
               <w:rPr>
                 <w:rStyle w:val="Hyperlink"/>
                 <w:noProof/>
               </w:rPr>
-              <w:t>Phân mức nguy cơ hiển thị</w:t>
+              <w:t>2.3.1. Cơ chế dự đoán và phân mức</w:t>
             </w:r>
             <w:r>
               <w:rPr>
@@ -2302,7 +2602,7 @@
                 <w:noProof/>
                 <w:webHidden/>
               </w:rPr>
-              <w:instrText xml:space="preserve"> PAGEREF _Toc241412499 \h </w:instrText>
+              <w:instrText xml:space="preserve"> PAGEREF _Toc241435742 \h </w:instrText>
             </w:r>
             <w:r>
               <w:rPr>
@@ -2322,7 +2622,7 @@
                 <w:noProof/>
                 <w:webHidden/>
               </w:rPr>
-              <w:t>9</w:t>
+              <w:t>13</w:t>
             </w:r>
             <w:r>
               <w:rPr>
@@ -2349,13 +2649,13 @@
               <w14:ligatures w14:val="standardContextual"/>
             </w:rPr>
           </w:pPr>
-          <w:hyperlink w:anchor="_Toc241412500" w:history="1">
+          <w:hyperlink w:anchor="_Toc241435743" w:history="1">
             <w:r>
               <w:rPr>
                 <w:rStyle w:val="Hyperlink"/>
                 <w:noProof/>
               </w:rPr>
-              <w:t>Cơ chế khuyến nghị</w:t>
+              <w:t>2.3.2. Cơ chế khuyến nghị</w:t>
             </w:r>
             <w:r>
               <w:rPr>
@@ -2376,7 +2676,7 @@
                 <w:noProof/>
                 <w:webHidden/>
               </w:rPr>
-              <w:instrText xml:space="preserve"> PAGEREF _Toc241412500 \h </w:instrText>
+              <w:instrText xml:space="preserve"> PAGEREF _Toc241435743 \h </w:instrText>
             </w:r>
             <w:r>
               <w:rPr>
@@ -2396,7 +2696,7 @@
                 <w:noProof/>
                 <w:webHidden/>
               </w:rPr>
-              <w:t>9</w:t>
+              <w:t>14</w:t>
             </w:r>
             <w:r>
               <w:rPr>
@@ -2423,13 +2723,13 @@
               <w14:ligatures w14:val="standardContextual"/>
             </w:rPr>
           </w:pPr>
-          <w:hyperlink w:anchor="_Toc241412501" w:history="1">
+          <w:hyperlink w:anchor="_Toc241435744" w:history="1">
             <w:r>
               <w:rPr>
                 <w:rStyle w:val="Hyperlink"/>
                 <w:noProof/>
               </w:rPr>
-              <w:t>Chức năng chính</w:t>
+              <w:t>2.3.3. Chức năng chính</w:t>
             </w:r>
             <w:r>
               <w:rPr>
@@ -2450,7 +2750,7 @@
                 <w:noProof/>
                 <w:webHidden/>
               </w:rPr>
-              <w:instrText xml:space="preserve"> PAGEREF _Toc241412501 \h </w:instrText>
+              <w:instrText xml:space="preserve"> PAGEREF _Toc241435744 \h </w:instrText>
             </w:r>
             <w:r>
               <w:rPr>
@@ -2470,7 +2770,7 @@
                 <w:noProof/>
                 <w:webHidden/>
               </w:rPr>
-              <w:t>9</w:t>
+              <w:t>14</w:t>
             </w:r>
             <w:r>
               <w:rPr>
@@ -2499,7 +2799,7 @@
               <w14:ligatures w14:val="standardContextual"/>
             </w:rPr>
           </w:pPr>
-          <w:hyperlink w:anchor="_Toc241412502" w:history="1">
+          <w:hyperlink w:anchor="_Toc241435745" w:history="1">
             <w:r>
               <w:rPr>
                 <w:rStyle w:val="Hyperlink"/>
@@ -2526,7 +2826,7 @@
                 <w:noProof/>
                 <w:webHidden/>
               </w:rPr>
-              <w:instrText xml:space="preserve"> PAGEREF _Toc241412502 \h </w:instrText>
+              <w:instrText xml:space="preserve"> PAGEREF _Toc241435745 \h </w:instrText>
             </w:r>
             <w:r>
               <w:rPr>
@@ -2546,7 +2846,7 @@
                 <w:noProof/>
                 <w:webHidden/>
               </w:rPr>
-              <w:t>9</w:t>
+              <w:t>14</w:t>
             </w:r>
             <w:r>
               <w:rPr>
@@ -2575,13 +2875,13 @@
               <w14:ligatures w14:val="standardContextual"/>
             </w:rPr>
           </w:pPr>
-          <w:hyperlink w:anchor="_Toc241412503" w:history="1">
+          <w:hyperlink w:anchor="_Toc241435746" w:history="1">
             <w:r>
               <w:rPr>
                 <w:rStyle w:val="Hyperlink"/>
                 <w:noProof/>
               </w:rPr>
-              <w:t>3.1. Đánh giá rủi ro 3 bệnh mãn tính</w:t>
+              <w:t>3.1. Cài đặt và chạy ở máy cục bộ</w:t>
             </w:r>
             <w:r>
               <w:rPr>
@@ -2602,7 +2902,7 @@
                 <w:noProof/>
                 <w:webHidden/>
               </w:rPr>
-              <w:instrText xml:space="preserve"> PAGEREF _Toc241412503 \h </w:instrText>
+              <w:instrText xml:space="preserve"> PAGEREF _Toc241435746 \h </w:instrText>
             </w:r>
             <w:r>
               <w:rPr>
@@ -2622,7 +2922,7 @@
                 <w:noProof/>
                 <w:webHidden/>
               </w:rPr>
-              <w:t>10</w:t>
+              <w:t>14</w:t>
             </w:r>
             <w:r>
               <w:rPr>
@@ -2651,13 +2951,13 @@
               <w14:ligatures w14:val="standardContextual"/>
             </w:rPr>
           </w:pPr>
-          <w:hyperlink w:anchor="_Toc241412504" w:history="1">
+          <w:hyperlink w:anchor="_Toc241435747" w:history="1">
             <w:r>
               <w:rPr>
                 <w:rStyle w:val="Hyperlink"/>
                 <w:noProof/>
               </w:rPr>
-              <w:t>3.2. Khuyến nghị</w:t>
+              <w:t>3.2. Đánh giá rủi ro 3 bệnh mãn tính</w:t>
             </w:r>
             <w:r>
               <w:rPr>
@@ -2678,7 +2978,7 @@
                 <w:noProof/>
                 <w:webHidden/>
               </w:rPr>
-              <w:instrText xml:space="preserve"> PAGEREF _Toc241412504 \h </w:instrText>
+              <w:instrText xml:space="preserve"> PAGEREF _Toc241435747 \h </w:instrText>
             </w:r>
             <w:r>
               <w:rPr>
@@ -2698,7 +2998,7 @@
                 <w:noProof/>
                 <w:webHidden/>
               </w:rPr>
-              <w:t>10</w:t>
+              <w:t>15</w:t>
             </w:r>
             <w:r>
               <w:rPr>
@@ -2727,13 +3027,13 @@
               <w14:ligatures w14:val="standardContextual"/>
             </w:rPr>
           </w:pPr>
-          <w:hyperlink w:anchor="_Toc241412505" w:history="1">
+          <w:hyperlink w:anchor="_Toc241435748" w:history="1">
             <w:r>
               <w:rPr>
                 <w:rStyle w:val="Hyperlink"/>
                 <w:noProof/>
               </w:rPr>
-              <w:t>3.3. CRUD thông tin bệnh nhân và lần đo sức khỏe</w:t>
+              <w:t>3.3. Khuyến nghị</w:t>
             </w:r>
             <w:r>
               <w:rPr>
@@ -2754,7 +3054,7 @@
                 <w:noProof/>
                 <w:webHidden/>
               </w:rPr>
-              <w:instrText xml:space="preserve"> PAGEREF _Toc241412505 \h </w:instrText>
+              <w:instrText xml:space="preserve"> PAGEREF _Toc241435748 \h </w:instrText>
             </w:r>
             <w:r>
               <w:rPr>
@@ -2774,7 +3074,83 @@
                 <w:noProof/>
                 <w:webHidden/>
               </w:rPr>
-              <w:t>10</w:t>
+              <w:t>15</w:t>
+            </w:r>
+            <w:r>
+              <w:rPr>
+                <w:noProof/>
+                <w:webHidden/>
+              </w:rPr>
+              <w:fldChar w:fldCharType="end"/>
+            </w:r>
+          </w:hyperlink>
+        </w:p>
+        <w:p>
+          <w:pPr>
+            <w:pStyle w:val="TOC2"/>
+            <w:tabs>
+              <w:tab w:val="right" w:leader="dot" w:pos="9509"/>
+            </w:tabs>
+            <w:rPr>
+              <w:rFonts w:eastAsiaTheme="minorEastAsia"/>
+              <w:b w:val="0"/>
+              <w:bCs w:val="0"/>
+              <w:noProof/>
+              <w:kern w:val="2"/>
+              <w:sz w:val="24"/>
+              <w:szCs w:val="24"/>
+              <w:lang w:val="en-VN"/>
+              <w14:ligatures w14:val="standardContextual"/>
+            </w:rPr>
+          </w:pPr>
+          <w:hyperlink w:anchor="_Toc241435749" w:history="1">
+            <w:r>
+              <w:rPr>
+                <w:rStyle w:val="Hyperlink"/>
+                <w:noProof/>
+              </w:rPr>
+              <w:t>3.4. CRUD thông tin bệnh nhân và lần đo sức khỏe</w:t>
+            </w:r>
+            <w:r>
+              <w:rPr>
+                <w:noProof/>
+                <w:webHidden/>
+              </w:rPr>
+              <w:tab/>
+            </w:r>
+            <w:r>
+              <w:rPr>
+                <w:noProof/>
+                <w:webHidden/>
+              </w:rPr>
+              <w:fldChar w:fldCharType="begin"/>
+            </w:r>
+            <w:r>
+              <w:rPr>
+                <w:noProof/>
+                <w:webHidden/>
+              </w:rPr>
+              <w:instrText xml:space="preserve"> PAGEREF _Toc241435749 \h </w:instrText>
+            </w:r>
+            <w:r>
+              <w:rPr>
+                <w:noProof/>
+                <w:webHidden/>
+              </w:rPr>
+            </w:r>
+            <w:r>
+              <w:rPr>
+                <w:noProof/>
+                <w:webHidden/>
+              </w:rPr>
+              <w:fldChar w:fldCharType="separate"/>
+            </w:r>
+            <w:r>
+              <w:rPr>
+                <w:noProof/>
+                <w:webHidden/>
+              </w:rPr>
+              <w:t>15</w:t>
             </w:r>
             <w:r>
               <w:rPr>
@@ -2803,13 +3179,21 @@
               <w14:ligatures w14:val="standardContextual"/>
             </w:rPr>
           </w:pPr>
-          <w:hyperlink w:anchor="_Toc241412506" w:history="1">
+          <w:hyperlink w:anchor="_Toc241435750" w:history="1">
             <w:r>
               <w:rPr>
                 <w:rStyle w:val="Hyperlink"/>
                 <w:noProof/>
-              </w:rPr>
-              <w:t>4. TÀI LIỆU THAM KHẢO</w:t>
+                <w:lang w:val="vi-VN"/>
+              </w:rPr>
+              <w:t>4</w:t>
+            </w:r>
+            <w:r>
+              <w:rPr>
+                <w:rStyle w:val="Hyperlink"/>
+                <w:noProof/>
+              </w:rPr>
+              <w:t>. HẠN CHẾ</w:t>
             </w:r>
             <w:r>
               <w:rPr>
@@ -2830,7 +3214,7 @@
                 <w:noProof/>
                 <w:webHidden/>
               </w:rPr>
-              <w:instrText xml:space="preserve"> PAGEREF _Toc241412506 \h </w:instrText>
+              <w:instrText xml:space="preserve"> PAGEREF _Toc241435750 \h </w:instrText>
             </w:r>
             <w:r>
               <w:rPr>
@@ -2850,7 +3234,259 @@
                 <w:noProof/>
                 <w:webHidden/>
               </w:rPr>
-              <w:t>10</w:t>
+              <w:t>16</w:t>
+            </w:r>
+            <w:r>
+              <w:rPr>
+                <w:noProof/>
+                <w:webHidden/>
+              </w:rPr>
+              <w:fldChar w:fldCharType="end"/>
+            </w:r>
+          </w:hyperlink>
+        </w:p>
+        <w:p>
+          <w:pPr>
+            <w:pStyle w:val="TOC1"/>
+            <w:tabs>
+              <w:tab w:val="right" w:leader="dot" w:pos="9509"/>
+            </w:tabs>
+            <w:rPr>
+              <w:rFonts w:eastAsiaTheme="minorEastAsia"/>
+              <w:b w:val="0"/>
+              <w:bCs w:val="0"/>
+              <w:i w:val="0"/>
+              <w:iCs w:val="0"/>
+              <w:noProof/>
+              <w:kern w:val="2"/>
+              <w:lang w:val="en-VN"/>
+              <w14:ligatures w14:val="standardContextual"/>
+            </w:rPr>
+          </w:pPr>
+          <w:hyperlink w:anchor="_Toc241435751" w:history="1">
+            <w:r>
+              <w:rPr>
+                <w:rStyle w:val="Hyperlink"/>
+                <w:noProof/>
+                <w:lang w:val="vi-VN"/>
+              </w:rPr>
+              <w:t>5</w:t>
+            </w:r>
+            <w:r>
+              <w:rPr>
+                <w:rStyle w:val="Hyperlink"/>
+                <w:noProof/>
+              </w:rPr>
+              <w:t>. HƯỚNG PHÁT TRIỂN</w:t>
+            </w:r>
+            <w:r>
+              <w:rPr>
+                <w:noProof/>
+                <w:webHidden/>
+              </w:rPr>
+              <w:tab/>
+            </w:r>
+            <w:r>
+              <w:rPr>
+                <w:noProof/>
+                <w:webHidden/>
+              </w:rPr>
+              <w:fldChar w:fldCharType="begin"/>
+            </w:r>
+            <w:r>
+              <w:rPr>
+                <w:noProof/>
+                <w:webHidden/>
+              </w:rPr>
+              <w:instrText xml:space="preserve"> PAGEREF _Toc241435751 \h </w:instrText>
+            </w:r>
+            <w:r>
+              <w:rPr>
+                <w:noProof/>
+                <w:webHidden/>
+              </w:rPr>
+            </w:r>
+            <w:r>
+              <w:rPr>
+                <w:noProof/>
+                <w:webHidden/>
+              </w:rPr>
+              <w:fldChar w:fldCharType="separate"/>
+            </w:r>
+            <w:r>
+              <w:rPr>
+                <w:noProof/>
+                <w:webHidden/>
+              </w:rPr>
+              <w:t>16</w:t>
+            </w:r>
+            <w:r>
+              <w:rPr>
+                <w:noProof/>
+                <w:webHidden/>
+              </w:rPr>
+              <w:fldChar w:fldCharType="end"/>
+            </w:r>
+          </w:hyperlink>
+        </w:p>
+        <w:p>
+          <w:pPr>
+            <w:pStyle w:val="TOC1"/>
+            <w:tabs>
+              <w:tab w:val="right" w:leader="dot" w:pos="9509"/>
+            </w:tabs>
+            <w:rPr>
+              <w:rFonts w:eastAsiaTheme="minorEastAsia"/>
+              <w:b w:val="0"/>
+              <w:bCs w:val="0"/>
+              <w:i w:val="0"/>
+              <w:iCs w:val="0"/>
+              <w:noProof/>
+              <w:kern w:val="2"/>
+              <w:lang w:val="en-VN"/>
+              <w14:ligatures w14:val="standardContextual"/>
+            </w:rPr>
+          </w:pPr>
+          <w:hyperlink w:anchor="_Toc241435752" w:history="1">
+            <w:r>
+              <w:rPr>
+                <w:rStyle w:val="Hyperlink"/>
+                <w:noProof/>
+                <w:lang w:val="vi-VN"/>
+              </w:rPr>
+              <w:t>6</w:t>
+            </w:r>
+            <w:r>
+              <w:rPr>
+                <w:rStyle w:val="Hyperlink"/>
+                <w:noProof/>
+              </w:rPr>
+              <w:t>. KẾT LUẬN</w:t>
+            </w:r>
+            <w:r>
+              <w:rPr>
+                <w:noProof/>
+                <w:webHidden/>
+              </w:rPr>
+              <w:tab/>
+            </w:r>
+            <w:r>
+              <w:rPr>
+                <w:noProof/>
+                <w:webHidden/>
+              </w:rPr>
+              <w:fldChar w:fldCharType="begin"/>
+            </w:r>
+            <w:r>
+              <w:rPr>
+                <w:noProof/>
+                <w:webHidden/>
+              </w:rPr>
+              <w:instrText xml:space="preserve"> PAGEREF _Toc241435752 \h </w:instrText>
+            </w:r>
+            <w:r>
+              <w:rPr>
+                <w:noProof/>
+                <w:webHidden/>
+              </w:rPr>
+            </w:r>
+            <w:r>
+              <w:rPr>
+                <w:noProof/>
+                <w:webHidden/>
+              </w:rPr>
+              <w:fldChar w:fldCharType="separate"/>
+            </w:r>
+            <w:r>
+              <w:rPr>
+                <w:noProof/>
+                <w:webHidden/>
+              </w:rPr>
+              <w:t>16</w:t>
+            </w:r>
+            <w:r>
+              <w:rPr>
+                <w:noProof/>
+                <w:webHidden/>
+              </w:rPr>
+              <w:fldChar w:fldCharType="end"/>
+            </w:r>
+          </w:hyperlink>
+        </w:p>
+        <w:p>
+          <w:pPr>
+            <w:pStyle w:val="TOC1"/>
+            <w:tabs>
+              <w:tab w:val="right" w:leader="dot" w:pos="9509"/>
+            </w:tabs>
+            <w:rPr>
+              <w:rFonts w:eastAsiaTheme="minorEastAsia"/>
+              <w:b w:val="0"/>
+              <w:bCs w:val="0"/>
+              <w:i w:val="0"/>
+              <w:iCs w:val="0"/>
+              <w:noProof/>
+              <w:kern w:val="2"/>
+              <w:lang w:val="en-VN"/>
+              <w14:ligatures w14:val="standardContextual"/>
+            </w:rPr>
+          </w:pPr>
+          <w:hyperlink w:anchor="_Toc241435753" w:history="1">
+            <w:r>
+              <w:rPr>
+                <w:rStyle w:val="Hyperlink"/>
+                <w:noProof/>
+                <w:lang w:val="vi-VN"/>
+              </w:rPr>
+              <w:t>7</w:t>
+            </w:r>
+            <w:r>
+              <w:rPr>
+                <w:rStyle w:val="Hyperlink"/>
+                <w:noProof/>
+              </w:rPr>
+              <w:t>. TÀI LIỆU THAM KHẢO</w:t>
+            </w:r>
+            <w:r>
+              <w:rPr>
+                <w:noProof/>
+                <w:webHidden/>
+              </w:rPr>
+              <w:tab/>
+            </w:r>
+            <w:r>
+              <w:rPr>
+                <w:noProof/>
+                <w:webHidden/>
+              </w:rPr>
+              <w:fldChar w:fldCharType="begin"/>
+            </w:r>
+            <w:r>
+              <w:rPr>
+                <w:noProof/>
+                <w:webHidden/>
+              </w:rPr>
+              <w:instrText xml:space="preserve"> PAGEREF _Toc241435753 \h </w:instrText>
+            </w:r>
+            <w:r>
+              <w:rPr>
+                <w:noProof/>
+                <w:webHidden/>
+              </w:rPr>
+            </w:r>
+            <w:r>
+              <w:rPr>
+                <w:noProof/>
+                <w:webHidden/>
+              </w:rPr>
+              <w:fldChar w:fldCharType="separate"/>
+            </w:r>
+            <w:r>
+              <w:rPr>
+                <w:noProof/>
+                <w:webHidden/>
+              </w:rPr>
+              <w:t>17</w:t>
             </w:r>
             <w:r>
               <w:rPr>
@@ -2887,10 +3523,12 @@
       <w:pPr>
         <w:pStyle w:val="Heading1"/>
       </w:pPr>
+      <w:bookmarkStart w:id="1" w:name="_Toc241435726"/>
       <w:r>
         <w:lastRenderedPageBreak/>
         <w:t>TÓM TẮT</w:t>
       </w:r>
+      <w:bookmarkEnd w:id="1"/>
     </w:p>
     <w:p>
       <w:r>
@@ -4303,9 +4941,11 @@
       <w:pPr>
         <w:pStyle w:val="Heading1"/>
       </w:pPr>
+      <w:bookmarkStart w:id="2" w:name="_Toc241435727"/>
       <w:r>
         <w:t>1. VẤN ĐỀ</w:t>
       </w:r>
+      <w:bookmarkEnd w:id="2"/>
     </w:p>
     <w:p>
       <w:r>
@@ -5854,6 +6494,7 @@
       <w:pPr>
         <w:pStyle w:val="Heading2"/>
       </w:pPr>
+      <w:bookmarkStart w:id="3" w:name="_Toc241435728"/>
       <w:r>
         <w:t xml:space="preserve">1.1. </w:t>
       </w:r>
@@ -5869,6 +6510,7 @@
       <w:r>
         <w:t>toán</w:t>
       </w:r>
+      <w:bookmarkEnd w:id="3"/>
       <w:proofErr w:type="spellEnd"/>
     </w:p>
     <w:p>
@@ -6512,6 +7154,7 @@
       <w:pPr>
         <w:pStyle w:val="Heading2"/>
       </w:pPr>
+      <w:bookmarkStart w:id="4" w:name="_Toc241435729"/>
       <w:r>
         <w:t xml:space="preserve">1.2. </w:t>
       </w:r>
@@ -6567,6 +7210,7 @@
       <w:r>
         <w:t>loại</w:t>
       </w:r>
+      <w:bookmarkEnd w:id="4"/>
       <w:proofErr w:type="spellEnd"/>
     </w:p>
     <w:p>
@@ -7159,6 +7803,7 @@
       <w:pPr>
         <w:pStyle w:val="Heading2"/>
       </w:pPr>
+      <w:bookmarkStart w:id="5" w:name="_Toc241435730"/>
       <w:r>
         <w:t xml:space="preserve">1.3. </w:t>
       </w:r>
@@ -7190,6 +7835,7 @@
       <w:r>
         <w:t>nhiệm</w:t>
       </w:r>
+      <w:bookmarkEnd w:id="5"/>
       <w:proofErr w:type="spellEnd"/>
     </w:p>
     <w:p>
@@ -7707,9 +8353,11 @@
       <w:pPr>
         <w:pStyle w:val="Heading1"/>
       </w:pPr>
+      <w:bookmarkStart w:id="6" w:name="_Toc241435731"/>
       <w:r>
         <w:t>2. GIẢI PHÁP</w:t>
       </w:r>
+      <w:bookmarkEnd w:id="6"/>
     </w:p>
     <w:p>
       <w:pPr>
@@ -8517,6 +9165,7 @@
       <w:pPr>
         <w:pStyle w:val="Heading2"/>
       </w:pPr>
+      <w:bookmarkStart w:id="7" w:name="_Toc241435732"/>
       <w:r>
         <w:t xml:space="preserve">2.1. Thu </w:t>
       </w:r>
@@ -8572,6 +9221,7 @@
       <w:r>
         <w:t>liệu</w:t>
       </w:r>
+      <w:bookmarkEnd w:id="7"/>
       <w:proofErr w:type="spellEnd"/>
     </w:p>
     <w:p>
@@ -9676,7 +10326,11 @@
       </w:r>
       <w:proofErr w:type="spellStart"/>
       <w:r>
-        <w:t>bộ:</w:t>
+        <w:t>bộ</w:t>
+      </w:r>
+      <w:proofErr w:type="spellEnd"/>
+      <w:r>
+        <w:t>:</w:t>
       </w:r>
     </w:p>
     <w:p>
@@ -9690,7 +10344,6 @@
           <w:lang w:val="vi-VN"/>
         </w:rPr>
       </w:pPr>
-      <w:proofErr w:type="spellEnd"/>
       <w:r>
         <w:rPr>
           <w:b/>
@@ -9931,6 +10584,7 @@
       <w:pPr>
         <w:pStyle w:val="Heading3"/>
       </w:pPr>
+      <w:bookmarkStart w:id="8" w:name="_Toc241435733"/>
       <w:r>
         <w:lastRenderedPageBreak/>
         <w:t xml:space="preserve">2.1.1. Các </w:t>
@@ -9963,6 +10617,7 @@
       <w:r>
         <w:t>lý</w:t>
       </w:r>
+      <w:bookmarkEnd w:id="8"/>
       <w:proofErr w:type="spellEnd"/>
     </w:p>
     <w:p>
@@ -11155,12 +11810,13 @@
       <w:pPr>
         <w:pStyle w:val="Heading3"/>
       </w:pPr>
-      <w:r>
-        <w:t>2.1.2. T</w:t>
-      </w:r>
-      <w:proofErr w:type="spellStart"/>
-      <w:r>
-        <w:t>rích</w:t>
+      <w:bookmarkStart w:id="9" w:name="_Toc241435734"/>
+      <w:r>
+        <w:t xml:space="preserve">2.1.2. </w:t>
+      </w:r>
+      <w:proofErr w:type="spellStart"/>
+      <w:r>
+        <w:t>Trích</w:t>
       </w:r>
       <w:proofErr w:type="spellEnd"/>
       <w:r>
@@ -11194,6 +11850,7 @@
       <w:r>
         <w:t>lý</w:t>
       </w:r>
+      <w:bookmarkEnd w:id="9"/>
       <w:proofErr w:type="spellEnd"/>
     </w:p>
     <w:p>
@@ -12727,6 +13384,7 @@
       <w:pPr>
         <w:pStyle w:val="Heading3"/>
       </w:pPr>
+      <w:bookmarkStart w:id="10" w:name="_Toc241435735"/>
       <w:r>
         <w:t xml:space="preserve">2.1.3. </w:t>
       </w:r>
@@ -12774,6 +13432,7 @@
       <w:r>
         <w:t>liệu</w:t>
       </w:r>
+      <w:bookmarkEnd w:id="10"/>
       <w:proofErr w:type="spellEnd"/>
     </w:p>
     <w:p>
@@ -15196,9 +15855,11 @@
       <w:pPr>
         <w:pStyle w:val="Heading2"/>
       </w:pPr>
+      <w:bookmarkStart w:id="11" w:name="_Toc241435736"/>
       <w:r>
         <w:t>2.2. Train model</w:t>
       </w:r>
+      <w:bookmarkEnd w:id="11"/>
     </w:p>
     <w:p>
       <w:proofErr w:type="spellStart"/>
@@ -15486,6 +16147,7 @@
       <w:pPr>
         <w:pStyle w:val="Heading3"/>
       </w:pPr>
+      <w:bookmarkStart w:id="12" w:name="_Toc241435737"/>
       <w:r>
         <w:t xml:space="preserve">2.2.1. Train </w:t>
       </w:r>
@@ -15525,6 +16187,7 @@
       <w:r>
         <w:t>nhất</w:t>
       </w:r>
+      <w:bookmarkEnd w:id="12"/>
       <w:proofErr w:type="spellEnd"/>
     </w:p>
     <w:p>
@@ -19121,9 +19784,11 @@
       <w:pPr>
         <w:pStyle w:val="Heading3"/>
       </w:pPr>
+      <w:bookmarkStart w:id="13" w:name="_Toc241435738"/>
       <w:r>
         <w:t>2.2.2. Tune model</w:t>
       </w:r>
+      <w:bookmarkEnd w:id="13"/>
     </w:p>
     <w:p>
       <w:r>
@@ -19992,7 +20657,6 @@
               <w:rPr>
                 <w:sz w:val="18"/>
               </w:rPr>
-              <w:lastRenderedPageBreak/>
               <w:t>Đái</w:t>
             </w:r>
             <w:proofErr w:type="spellEnd"/>
@@ -20818,6 +21482,7 @@
       <w:pPr>
         <w:pStyle w:val="Heading3"/>
       </w:pPr>
+      <w:bookmarkStart w:id="14" w:name="_Toc241435739"/>
       <w:r>
         <w:t xml:space="preserve">2.2.3. </w:t>
       </w:r>
@@ -20837,6 +21502,7 @@
       <w:r>
         <w:t xml:space="preserve"> final model</w:t>
       </w:r>
+      <w:bookmarkEnd w:id="14"/>
     </w:p>
     <w:p>
       <w:proofErr w:type="spellStart"/>
@@ -24224,6 +24890,7 @@
       <w:pPr>
         <w:pStyle w:val="Heading3"/>
       </w:pPr>
+      <w:bookmarkStart w:id="15" w:name="_Toc241435740"/>
       <w:proofErr w:type="spellStart"/>
       <w:r>
         <w:t>Nhận</w:t>
@@ -24236,6 +24903,7 @@
       <w:r>
         <w:t>xét</w:t>
       </w:r>
+      <w:bookmarkEnd w:id="15"/>
       <w:proofErr w:type="spellEnd"/>
     </w:p>
     <w:p>
@@ -24636,6 +25304,7 @@
       <w:pPr>
         <w:pStyle w:val="Heading2"/>
       </w:pPr>
+      <w:bookmarkStart w:id="16" w:name="_Toc241435741"/>
       <w:r>
         <w:t xml:space="preserve">2.3. </w:t>
       </w:r>
@@ -24647,6 +25316,7 @@
       <w:r>
         <w:t xml:space="preserve"> app</w:t>
       </w:r>
+      <w:bookmarkEnd w:id="16"/>
     </w:p>
     <w:p>
       <w:proofErr w:type="spellStart"/>
@@ -26445,6 +27115,7 @@
       <w:pPr>
         <w:pStyle w:val="Heading3"/>
       </w:pPr>
+      <w:bookmarkStart w:id="17" w:name="_Toc241435742"/>
       <w:r>
         <w:t xml:space="preserve">2.3.1. </w:t>
       </w:r>
@@ -26500,6 +27171,7 @@
       <w:r>
         <w:t>mức</w:t>
       </w:r>
+      <w:bookmarkEnd w:id="17"/>
       <w:proofErr w:type="spellEnd"/>
     </w:p>
     <w:p>
@@ -27375,6 +28047,7 @@
       <w:pPr>
         <w:pStyle w:val="Heading3"/>
       </w:pPr>
+      <w:bookmarkStart w:id="18" w:name="_Toc241435743"/>
       <w:r>
         <w:t xml:space="preserve">2.3.2. </w:t>
       </w:r>
@@ -27406,6 +28079,7 @@
       <w:r>
         <w:t>nghị</w:t>
       </w:r>
+      <w:bookmarkEnd w:id="18"/>
       <w:proofErr w:type="spellEnd"/>
     </w:p>
     <w:p>
@@ -27742,6 +28416,7 @@
       <w:pPr>
         <w:pStyle w:val="Heading3"/>
       </w:pPr>
+      <w:bookmarkStart w:id="19" w:name="_Toc241435744"/>
       <w:r>
         <w:t xml:space="preserve">2.3.3. </w:t>
       </w:r>
@@ -27765,6 +28440,7 @@
       <w:r>
         <w:t>chính</w:t>
       </w:r>
+      <w:bookmarkEnd w:id="19"/>
       <w:proofErr w:type="spellEnd"/>
     </w:p>
     <w:p>
@@ -28621,14 +29297,17 @@
       <w:pPr>
         <w:pStyle w:val="Heading1"/>
       </w:pPr>
+      <w:bookmarkStart w:id="20" w:name="_Toc241435745"/>
       <w:r>
         <w:t>3. DEMO</w:t>
       </w:r>
+      <w:bookmarkEnd w:id="20"/>
     </w:p>
     <w:p>
       <w:pPr>
         <w:pStyle w:val="Heading2"/>
       </w:pPr>
+      <w:bookmarkStart w:id="21" w:name="_Toc241435746"/>
       <w:r>
         <w:t xml:space="preserve">3.1. Cài </w:t>
       </w:r>
@@ -28676,6 +29355,7 @@
       <w:r>
         <w:t>bộ</w:t>
       </w:r>
+      <w:bookmarkEnd w:id="21"/>
       <w:proofErr w:type="spellEnd"/>
     </w:p>
     <w:p>
@@ -30532,6 +31212,7 @@
       <w:pPr>
         <w:pStyle w:val="Heading2"/>
       </w:pPr>
+      <w:bookmarkStart w:id="22" w:name="_Toc241435747"/>
       <w:r>
         <w:t xml:space="preserve">3.2. </w:t>
       </w:r>
@@ -30587,6 +31268,7 @@
       <w:r>
         <w:t>tính</w:t>
       </w:r>
+      <w:bookmarkEnd w:id="22"/>
       <w:proofErr w:type="spellEnd"/>
     </w:p>
     <w:p>
@@ -31062,6 +31744,7 @@
       <w:pPr>
         <w:pStyle w:val="Heading2"/>
       </w:pPr>
+      <w:bookmarkStart w:id="23" w:name="_Toc241435748"/>
       <w:r>
         <w:t xml:space="preserve">3.3. </w:t>
       </w:r>
@@ -31077,6 +31760,7 @@
       <w:r>
         <w:t>nghị</w:t>
       </w:r>
+      <w:bookmarkEnd w:id="23"/>
       <w:proofErr w:type="spellEnd"/>
     </w:p>
     <w:p>
@@ -31365,6 +32049,7 @@
       <w:pPr>
         <w:pStyle w:val="Heading2"/>
       </w:pPr>
+      <w:bookmarkStart w:id="24" w:name="_Toc241435749"/>
       <w:r>
         <w:t xml:space="preserve">3.4. CRUD </w:t>
       </w:r>
@@ -31428,6 +32113,7 @@
       <w:r>
         <w:t>khỏe</w:t>
       </w:r>
+      <w:bookmarkEnd w:id="24"/>
       <w:proofErr w:type="spellEnd"/>
     </w:p>
     <w:p>
@@ -31844,6 +32530,7 @@
       <w:pPr>
         <w:pStyle w:val="Heading1"/>
       </w:pPr>
+      <w:bookmarkStart w:id="25" w:name="_Toc241435750"/>
       <w:r>
         <w:rPr>
           <w:lang w:val="vi-VN"/>
@@ -31854,6 +32541,7 @@
       <w:r>
         <w:t>. HẠN CHẾ</w:t>
       </w:r>
+      <w:bookmarkEnd w:id="25"/>
     </w:p>
     <w:p>
       <w:pPr>
@@ -33046,6 +33734,7 @@
       <w:pPr>
         <w:pStyle w:val="Heading1"/>
       </w:pPr>
+      <w:bookmarkStart w:id="26" w:name="_Toc241435751"/>
       <w:r>
         <w:rPr>
           <w:lang w:val="vi-VN"/>
@@ -33055,6 +33744,7 @@
       <w:r>
         <w:t>. HƯỚNG PHÁT TRIỂN</w:t>
       </w:r>
+      <w:bookmarkEnd w:id="26"/>
     </w:p>
     <w:p>
       <w:pPr>
@@ -34130,6 +34820,7 @@
       <w:pPr>
         <w:pStyle w:val="Heading1"/>
       </w:pPr>
+      <w:bookmarkStart w:id="27" w:name="_Toc241435752"/>
       <w:r>
         <w:rPr>
           <w:lang w:val="vi-VN"/>
@@ -34139,6 +34830,7 @@
       <w:r>
         <w:t>. KẾT LUẬN</w:t>
       </w:r>
+      <w:bookmarkEnd w:id="27"/>
     </w:p>
     <w:p>
       <w:proofErr w:type="spellStart"/>
@@ -35333,6 +36025,7 @@
       <w:pPr>
         <w:pStyle w:val="Heading1"/>
       </w:pPr>
+      <w:bookmarkStart w:id="28" w:name="_Toc241435753"/>
       <w:r>
         <w:rPr>
           <w:lang w:val="vi-VN"/>
@@ -35342,6 +36035,7 @@
       <w:r>
         <w:t>. TÀI LIỆU THAM KHẢO</w:t>
       </w:r>
+      <w:bookmarkEnd w:id="28"/>
     </w:p>
     <w:p>
       <w:r>

--- a/docs/Report.docx
+++ b/docs/Report.docx
@@ -11157,7 +11157,16 @@
       </w:r>
       <w:proofErr w:type="spellEnd"/>
       <w:r>
-        <w:t xml:space="preserve">: Tim </w:t>
+        <w:t xml:space="preserve">: </w:t>
+      </w:r>
+      <w:r>
+        <w:rPr>
+          <w:lang w:val="vi-VN"/>
+        </w:rPr>
+        <w:t xml:space="preserve">Data </w:t>
+      </w:r>
+      <w:r>
+        <w:t xml:space="preserve">Tim </w:t>
       </w:r>
       <w:proofErr w:type="spellStart"/>
       <w:r>
@@ -11215,6 +11224,12 @@
       <w:r>
         <w:t xml:space="preserve">; </w:t>
       </w:r>
+      <w:r>
+        <w:rPr>
+          <w:lang w:val="vi-VN"/>
+        </w:rPr>
+        <w:t xml:space="preserve">Không chuẩn hoá data </w:t>
+      </w:r>
       <w:proofErr w:type="spellStart"/>
       <w:r>
         <w:t>Tăng</w:t>
@@ -11229,183 +11244,13 @@
       </w:r>
       <w:proofErr w:type="spellEnd"/>
       <w:r>
-        <w:t xml:space="preserve"> </w:t>
-      </w:r>
-      <w:proofErr w:type="spellStart"/>
-      <w:r>
-        <w:t>áp</w:t>
-      </w:r>
-      <w:proofErr w:type="spellEnd"/>
-      <w:r>
-        <w:t xml:space="preserve"> </w:t>
-      </w:r>
-      <w:proofErr w:type="spellStart"/>
-      <w:r>
-        <w:t>giữ</w:t>
-      </w:r>
-      <w:proofErr w:type="spellEnd"/>
-      <w:r>
-        <w:t xml:space="preserve"> </w:t>
-      </w:r>
-      <w:proofErr w:type="spellStart"/>
-      <w:r>
-        <w:t>nguyên</w:t>
-      </w:r>
-      <w:proofErr w:type="spellEnd"/>
-      <w:r>
-        <w:t xml:space="preserve"> </w:t>
-      </w:r>
-      <w:proofErr w:type="spellStart"/>
-      <w:r>
-        <w:t>đơn</w:t>
-      </w:r>
-      <w:proofErr w:type="spellEnd"/>
-      <w:r>
-        <w:t xml:space="preserve"> </w:t>
-      </w:r>
-      <w:proofErr w:type="spellStart"/>
-      <w:r>
-        <w:t>vị</w:t>
-      </w:r>
-      <w:proofErr w:type="spellEnd"/>
-      <w:r>
-        <w:t xml:space="preserve"> y khoa </w:t>
-      </w:r>
-      <w:proofErr w:type="spellStart"/>
-      <w:r>
-        <w:t>gốc</w:t>
-      </w:r>
-      <w:proofErr w:type="spellEnd"/>
-      <w:r>
-        <w:t xml:space="preserve"> (</w:t>
-      </w:r>
-      <w:proofErr w:type="spellStart"/>
-      <w:r>
-        <w:t>mô</w:t>
-      </w:r>
-      <w:proofErr w:type="spellEnd"/>
-      <w:r>
-        <w:t xml:space="preserve"> </w:t>
-      </w:r>
-      <w:proofErr w:type="spellStart"/>
-      <w:r>
-        <w:t>hình</w:t>
-      </w:r>
-      <w:proofErr w:type="spellEnd"/>
-      <w:r>
-        <w:t xml:space="preserve"> </w:t>
-      </w:r>
-      <w:proofErr w:type="spellStart"/>
-      <w:r>
-        <w:t>cây</w:t>
-      </w:r>
-      <w:proofErr w:type="spellEnd"/>
-      <w:r>
-        <w:t xml:space="preserve"> </w:t>
-      </w:r>
-      <w:proofErr w:type="spellStart"/>
-      <w:r>
-        <w:t>không</w:t>
-      </w:r>
-      <w:proofErr w:type="spellEnd"/>
-      <w:r>
-        <w:t xml:space="preserve"> </w:t>
-      </w:r>
-      <w:proofErr w:type="spellStart"/>
-      <w:r>
-        <w:t>cần</w:t>
-      </w:r>
-      <w:proofErr w:type="spellEnd"/>
-      <w:r>
-        <w:t xml:space="preserve"> </w:t>
-      </w:r>
-      <w:proofErr w:type="spellStart"/>
-      <w:r>
-        <w:t>chuẩn</w:t>
-      </w:r>
-      <w:proofErr w:type="spellEnd"/>
-      <w:r>
-        <w:t xml:space="preserve"> </w:t>
-      </w:r>
-      <w:proofErr w:type="spellStart"/>
-      <w:r>
-        <w:t>hóa</w:t>
-      </w:r>
-      <w:proofErr w:type="spellEnd"/>
-      <w:r>
-        <w:t xml:space="preserve">, </w:t>
-      </w:r>
-      <w:proofErr w:type="spellStart"/>
-      <w:r>
-        <w:t>giữ</w:t>
-      </w:r>
-      <w:proofErr w:type="spellEnd"/>
-      <w:r>
-        <w:t xml:space="preserve"> </w:t>
-      </w:r>
-      <w:proofErr w:type="spellStart"/>
-      <w:r>
-        <w:t>khả</w:t>
-      </w:r>
-      <w:proofErr w:type="spellEnd"/>
-      <w:r>
-        <w:t xml:space="preserve"> </w:t>
-      </w:r>
-      <w:proofErr w:type="spellStart"/>
-      <w:r>
-        <w:t>năng</w:t>
-      </w:r>
-      <w:proofErr w:type="spellEnd"/>
-      <w:r>
-        <w:t xml:space="preserve"> </w:t>
-      </w:r>
-      <w:proofErr w:type="spellStart"/>
-      <w:r>
-        <w:t>diễn</w:t>
-      </w:r>
-      <w:proofErr w:type="spellEnd"/>
-      <w:r>
-        <w:t xml:space="preserve"> </w:t>
-      </w:r>
-      <w:proofErr w:type="spellStart"/>
-      <w:r>
-        <w:t>giải</w:t>
-      </w:r>
-      <w:proofErr w:type="spellEnd"/>
-      <w:r>
-        <w:t xml:space="preserve"> </w:t>
-      </w:r>
-      <w:proofErr w:type="spellStart"/>
-      <w:r>
-        <w:t>theo</w:t>
-      </w:r>
-      <w:proofErr w:type="spellEnd"/>
-      <w:r>
-        <w:t xml:space="preserve"> </w:t>
-      </w:r>
-      <w:proofErr w:type="spellStart"/>
-      <w:r>
-        <w:t>ngưỡng</w:t>
-      </w:r>
-      <w:proofErr w:type="spellEnd"/>
-      <w:r>
-        <w:t xml:space="preserve"> </w:t>
-      </w:r>
-      <w:proofErr w:type="spellStart"/>
-      <w:r>
-        <w:t>lâm</w:t>
-      </w:r>
-      <w:proofErr w:type="spellEnd"/>
-      <w:r>
-        <w:t xml:space="preserve"> </w:t>
-      </w:r>
-      <w:proofErr w:type="spellStart"/>
-      <w:r>
-        <w:t>sàng</w:t>
-      </w:r>
-      <w:proofErr w:type="spellEnd"/>
-      <w:r>
-        <w:t>).</w:t>
+        <w:t xml:space="preserve"> á</w:t>
+      </w:r>
+      <w:r>
+        <w:rPr>
+          <w:lang w:val="vi-VN"/>
+        </w:rPr>
+        <w:t>p vì bản chất chuẩn hoá chỉ để so sánh chọn ra model tốt nhất,vì với 2 bộ data kia, RandomForest là tốt nhất nên nhóm skip chuẩn hoá bộ data Tăng huyết áp</w:t>
       </w:r>
     </w:p>
     <w:p>

--- a/docs/Report.docx
+++ b/docs/Report.docx
@@ -32964,147 +32964,75 @@
       </w:pPr>
       <w:proofErr w:type="spellStart"/>
       <w:r>
-        <w:t>Bộ</w:t>
-      </w:r>
-      <w:proofErr w:type="spellEnd"/>
-      <w:r>
-        <w:t xml:space="preserve"> </w:t>
-      </w:r>
-      <w:proofErr w:type="spellStart"/>
-      <w:r>
-        <w:t>đái</w:t>
-      </w:r>
-      <w:proofErr w:type="spellEnd"/>
-      <w:r>
-        <w:t xml:space="preserve"> </w:t>
-      </w:r>
-      <w:proofErr w:type="spellStart"/>
-      <w:r>
-        <w:t>tháo</w:t>
-      </w:r>
-      <w:proofErr w:type="spellEnd"/>
-      <w:r>
-        <w:t xml:space="preserve"> </w:t>
-      </w:r>
-      <w:proofErr w:type="spellStart"/>
-      <w:r>
-        <w:t>đường</w:t>
-      </w:r>
-      <w:proofErr w:type="spellEnd"/>
-      <w:r>
-        <w:t xml:space="preserve"> </w:t>
-      </w:r>
-      <w:proofErr w:type="spellStart"/>
-      <w:r>
-        <w:t>nhỏ</w:t>
-      </w:r>
-      <w:proofErr w:type="spellEnd"/>
-      <w:r>
-        <w:t xml:space="preserve"> (154 ca </w:t>
-      </w:r>
-      <w:proofErr w:type="spellStart"/>
-      <w:r>
-        <w:t>kiểm</w:t>
-      </w:r>
-      <w:proofErr w:type="spellEnd"/>
-      <w:r>
-        <w:t xml:space="preserve"> </w:t>
-      </w:r>
-      <w:proofErr w:type="spellStart"/>
-      <w:r>
-        <w:t>thử</w:t>
-      </w:r>
-      <w:proofErr w:type="spellEnd"/>
-      <w:r>
-        <w:t xml:space="preserve">) </w:t>
-      </w:r>
-      <w:proofErr w:type="spellStart"/>
-      <w:r>
-        <w:t>làm</w:t>
-      </w:r>
-      <w:proofErr w:type="spellEnd"/>
-      <w:r>
-        <w:t xml:space="preserve"> </w:t>
-      </w:r>
-      <w:proofErr w:type="spellStart"/>
-      <w:r>
-        <w:t>tăng</w:t>
-      </w:r>
-      <w:proofErr w:type="spellEnd"/>
-      <w:r>
-        <w:t xml:space="preserve"> </w:t>
-      </w:r>
-      <w:proofErr w:type="spellStart"/>
-      <w:r>
-        <w:t>độ</w:t>
-      </w:r>
-      <w:proofErr w:type="spellEnd"/>
-      <w:r>
-        <w:t xml:space="preserve"> </w:t>
-      </w:r>
-      <w:proofErr w:type="spellStart"/>
-      <w:r>
-        <w:t>bất</w:t>
-      </w:r>
-      <w:proofErr w:type="spellEnd"/>
-      <w:r>
-        <w:t xml:space="preserve"> </w:t>
-      </w:r>
-      <w:proofErr w:type="spellStart"/>
-      <w:r>
-        <w:t>định</w:t>
-      </w:r>
-      <w:proofErr w:type="spellEnd"/>
-      <w:r>
-        <w:t xml:space="preserve"> </w:t>
-      </w:r>
-      <w:proofErr w:type="spellStart"/>
-      <w:r>
-        <w:t>của</w:t>
-      </w:r>
-      <w:proofErr w:type="spellEnd"/>
-      <w:r>
-        <w:t xml:space="preserve"> </w:t>
-      </w:r>
-      <w:proofErr w:type="spellStart"/>
-      <w:r>
-        <w:t>các</w:t>
-      </w:r>
-      <w:proofErr w:type="spellEnd"/>
-      <w:r>
-        <w:t xml:space="preserve"> </w:t>
-      </w:r>
-      <w:proofErr w:type="spellStart"/>
-      <w:r>
-        <w:t>chỉ</w:t>
-      </w:r>
-      <w:proofErr w:type="spellEnd"/>
-      <w:r>
-        <w:t xml:space="preserve"> </w:t>
-      </w:r>
-      <w:proofErr w:type="spellStart"/>
-      <w:r>
-        <w:t>số</w:t>
-      </w:r>
-      <w:proofErr w:type="spellEnd"/>
-      <w:r>
-        <w:t xml:space="preserve"> </w:t>
-      </w:r>
-      <w:proofErr w:type="spellStart"/>
-      <w:r>
-        <w:t>đánh</w:t>
-      </w:r>
-      <w:proofErr w:type="spellEnd"/>
-      <w:r>
-        <w:t xml:space="preserve"> </w:t>
-      </w:r>
-      <w:proofErr w:type="spellStart"/>
-      <w:r>
-        <w:t>giá</w:t>
-      </w:r>
-      <w:proofErr w:type="spellEnd"/>
-      <w:r>
-        <w:t>.</w:t>
+        <w:t>Mô</w:t>
+      </w:r>
+      <w:proofErr w:type="spellEnd"/>
+      <w:r>
+        <w:t xml:space="preserve"> </w:t>
+      </w:r>
+      <w:proofErr w:type="spellStart"/>
+      <w:r>
+        <w:t>hình</w:t>
+      </w:r>
+      <w:proofErr w:type="spellEnd"/>
+      <w:r>
+        <w:t xml:space="preserve"> </w:t>
+      </w:r>
+      <w:proofErr w:type="spellStart"/>
+      <w:r>
+        <w:t>tim</w:t>
+      </w:r>
+      <w:proofErr w:type="spellEnd"/>
+      <w:r>
+        <w:t xml:space="preserve"> </w:t>
+      </w:r>
+      <w:proofErr w:type="spellStart"/>
+      <w:r>
+        <w:t>mạch</w:t>
+      </w:r>
+      <w:proofErr w:type="spellEnd"/>
+      <w:r>
+        <w:t xml:space="preserve"> </w:t>
+      </w:r>
+      <w:proofErr w:type="spellStart"/>
+      <w:r>
+        <w:t>có</w:t>
+      </w:r>
+      <w:proofErr w:type="spellEnd"/>
+      <w:r>
+        <w:t xml:space="preserve"> </w:t>
+      </w:r>
+      <w:proofErr w:type="spellStart"/>
+      <w:r>
+        <w:t>hiệu</w:t>
+      </w:r>
+      <w:proofErr w:type="spellEnd"/>
+      <w:r>
+        <w:t xml:space="preserve"> </w:t>
+      </w:r>
+      <w:proofErr w:type="spellStart"/>
+      <w:r>
+        <w:t>năng</w:t>
+      </w:r>
+      <w:proofErr w:type="spellEnd"/>
+      <w:r>
+        <w:t xml:space="preserve"> </w:t>
+      </w:r>
+      <w:proofErr w:type="spellStart"/>
+      <w:r>
+        <w:t>khiêm</w:t>
+      </w:r>
+      <w:proofErr w:type="spellEnd"/>
+      <w:r>
+        <w:t xml:space="preserve"> </w:t>
+      </w:r>
+      <w:proofErr w:type="spellStart"/>
+      <w:r>
+        <w:t>tốn</w:t>
+      </w:r>
+      <w:proofErr w:type="spellEnd"/>
+      <w:r>
+        <w:t xml:space="preserve"> (AUC 0,799).</w:t>
       </w:r>
     </w:p>
     <w:p>
@@ -33113,7 +33041,23 @@
       </w:pPr>
       <w:proofErr w:type="spellStart"/>
       <w:r>
-        <w:t>Mô</w:t>
+        <w:t>Xác</w:t>
+      </w:r>
+      <w:proofErr w:type="spellEnd"/>
+      <w:r>
+        <w:t xml:space="preserve"> </w:t>
+      </w:r>
+      <w:proofErr w:type="spellStart"/>
+      <w:r>
+        <w:t>suất</w:t>
+      </w:r>
+      <w:proofErr w:type="spellEnd"/>
+      <w:r>
+        <w:t xml:space="preserve"> </w:t>
+      </w:r>
+      <w:proofErr w:type="spellStart"/>
+      <w:r>
+        <w:t>mô</w:t>
       </w:r>
       <w:proofErr w:type="spellEnd"/>
       <w:r>
@@ -33129,23 +33073,15 @@
       </w:r>
       <w:proofErr w:type="spellStart"/>
       <w:r>
-        <w:t>tim</w:t>
-      </w:r>
-      <w:proofErr w:type="spellEnd"/>
-      <w:r>
-        <w:t xml:space="preserve"> </w:t>
-      </w:r>
-      <w:proofErr w:type="spellStart"/>
-      <w:r>
-        <w:t>mạch</w:t>
-      </w:r>
-      <w:proofErr w:type="spellEnd"/>
-      <w:r>
-        <w:t xml:space="preserve"> </w:t>
-      </w:r>
-      <w:proofErr w:type="spellStart"/>
-      <w:r>
-        <w:t>có</w:t>
+        <w:t>chưa</w:t>
+      </w:r>
+      <w:proofErr w:type="spellEnd"/>
+      <w:r>
+        <w:t xml:space="preserve"> </w:t>
+      </w:r>
+      <w:proofErr w:type="spellStart"/>
+      <w:r>
+        <w:t>được</w:t>
       </w:r>
       <w:proofErr w:type="spellEnd"/>
       <w:r>
@@ -33161,27 +33097,59 @@
       </w:r>
       <w:proofErr w:type="spellStart"/>
       <w:r>
-        <w:t>năng</w:t>
-      </w:r>
-      <w:proofErr w:type="spellEnd"/>
-      <w:r>
-        <w:t xml:space="preserve"> </w:t>
-      </w:r>
-      <w:proofErr w:type="spellStart"/>
-      <w:r>
-        <w:t>khiêm</w:t>
-      </w:r>
-      <w:proofErr w:type="spellEnd"/>
-      <w:r>
-        <w:t xml:space="preserve"> </w:t>
-      </w:r>
-      <w:proofErr w:type="spellStart"/>
-      <w:r>
-        <w:t>tốn</w:t>
-      </w:r>
-      <w:proofErr w:type="spellEnd"/>
-      <w:r>
-        <w:t xml:space="preserve"> (AUC 0,799).</w:t>
+        <w:t>chỉnh</w:t>
+      </w:r>
+      <w:proofErr w:type="spellEnd"/>
+      <w:r>
+        <w:t xml:space="preserve"> (calibration) </w:t>
+      </w:r>
+      <w:proofErr w:type="spellStart"/>
+      <w:r>
+        <w:t>trước</w:t>
+      </w:r>
+      <w:proofErr w:type="spellEnd"/>
+      <w:r>
+        <w:t xml:space="preserve"> </w:t>
+      </w:r>
+      <w:proofErr w:type="spellStart"/>
+      <w:r>
+        <w:t>khi</w:t>
+      </w:r>
+      <w:proofErr w:type="spellEnd"/>
+      <w:r>
+        <w:t xml:space="preserve"> </w:t>
+      </w:r>
+      <w:proofErr w:type="spellStart"/>
+      <w:r>
+        <w:t>áp</w:t>
+      </w:r>
+      <w:proofErr w:type="spellEnd"/>
+      <w:r>
+        <w:t xml:space="preserve"> </w:t>
+      </w:r>
+      <w:proofErr w:type="spellStart"/>
+      <w:r>
+        <w:t>ngưỡng</w:t>
+      </w:r>
+      <w:proofErr w:type="spellEnd"/>
+      <w:r>
+        <w:t xml:space="preserve"> </w:t>
+      </w:r>
+      <w:proofErr w:type="spellStart"/>
+      <w:r>
+        <w:t>phân</w:t>
+      </w:r>
+      <w:proofErr w:type="spellEnd"/>
+      <w:r>
+        <w:t xml:space="preserve"> </w:t>
+      </w:r>
+      <w:proofErr w:type="spellStart"/>
+      <w:r>
+        <w:t>mức</w:t>
+      </w:r>
+      <w:proofErr w:type="spellEnd"/>
+      <w:r>
+        <w:t>.</w:t>
       </w:r>
     </w:p>
     <w:p>
@@ -33190,35 +33158,59 @@
       </w:pPr>
       <w:proofErr w:type="spellStart"/>
       <w:r>
-        <w:t>Xác</w:t>
-      </w:r>
-      <w:proofErr w:type="spellEnd"/>
-      <w:r>
-        <w:t xml:space="preserve"> </w:t>
-      </w:r>
-      <w:proofErr w:type="spellStart"/>
-      <w:r>
-        <w:t>suất</w:t>
-      </w:r>
-      <w:proofErr w:type="spellEnd"/>
-      <w:r>
-        <w:t xml:space="preserve"> </w:t>
-      </w:r>
-      <w:proofErr w:type="spellStart"/>
-      <w:r>
-        <w:t>mô</w:t>
-      </w:r>
-      <w:proofErr w:type="spellEnd"/>
-      <w:r>
-        <w:t xml:space="preserve"> </w:t>
-      </w:r>
-      <w:proofErr w:type="spellStart"/>
-      <w:r>
-        <w:t>hình</w:t>
-      </w:r>
-      <w:proofErr w:type="spellEnd"/>
-      <w:r>
-        <w:t xml:space="preserve"> </w:t>
+        <w:t>Dữ</w:t>
+      </w:r>
+      <w:proofErr w:type="spellEnd"/>
+      <w:r>
+        <w:t xml:space="preserve"> </w:t>
+      </w:r>
+      <w:proofErr w:type="spellStart"/>
+      <w:r>
+        <w:t>liệu</w:t>
+      </w:r>
+      <w:proofErr w:type="spellEnd"/>
+      <w:r>
+        <w:t xml:space="preserve"> </w:t>
+      </w:r>
+      <w:proofErr w:type="spellStart"/>
+      <w:r>
+        <w:t>bệnh</w:t>
+      </w:r>
+      <w:proofErr w:type="spellEnd"/>
+      <w:r>
+        <w:t xml:space="preserve"> </w:t>
+      </w:r>
+      <w:proofErr w:type="spellStart"/>
+      <w:r>
+        <w:t>nhân</w:t>
+      </w:r>
+      <w:proofErr w:type="spellEnd"/>
+      <w:r>
+        <w:t xml:space="preserve"> </w:t>
+      </w:r>
+      <w:proofErr w:type="spellStart"/>
+      <w:r>
+        <w:t>lưu</w:t>
+      </w:r>
+      <w:proofErr w:type="spellEnd"/>
+      <w:r>
+        <w:t xml:space="preserve"> </w:t>
+      </w:r>
+      <w:proofErr w:type="spellStart"/>
+      <w:r>
+        <w:t>cục</w:t>
+      </w:r>
+      <w:proofErr w:type="spellEnd"/>
+      <w:r>
+        <w:t xml:space="preserve"> </w:t>
+      </w:r>
+      <w:proofErr w:type="spellStart"/>
+      <w:r>
+        <w:t>bộ</w:t>
+      </w:r>
+      <w:proofErr w:type="spellEnd"/>
+      <w:r>
+        <w:t xml:space="preserve">, </w:t>
       </w:r>
       <w:proofErr w:type="spellStart"/>
       <w:r>
@@ -33230,71 +33222,71 @@
       </w:r>
       <w:proofErr w:type="spellStart"/>
       <w:r>
-        <w:t>được</w:t>
-      </w:r>
-      <w:proofErr w:type="spellEnd"/>
-      <w:r>
-        <w:t xml:space="preserve"> </w:t>
-      </w:r>
-      <w:proofErr w:type="spellStart"/>
-      <w:r>
-        <w:t>hiệu</w:t>
-      </w:r>
-      <w:proofErr w:type="spellEnd"/>
-      <w:r>
-        <w:t xml:space="preserve"> </w:t>
-      </w:r>
-      <w:proofErr w:type="spellStart"/>
-      <w:r>
-        <w:t>chỉnh</w:t>
-      </w:r>
-      <w:proofErr w:type="spellEnd"/>
-      <w:r>
-        <w:t xml:space="preserve"> (calibration) </w:t>
-      </w:r>
-      <w:proofErr w:type="spellStart"/>
-      <w:r>
-        <w:t>trước</w:t>
-      </w:r>
-      <w:proofErr w:type="spellEnd"/>
-      <w:r>
-        <w:t xml:space="preserve"> </w:t>
-      </w:r>
-      <w:proofErr w:type="spellStart"/>
-      <w:r>
-        <w:t>khi</w:t>
-      </w:r>
-      <w:proofErr w:type="spellEnd"/>
-      <w:r>
-        <w:t xml:space="preserve"> </w:t>
-      </w:r>
-      <w:proofErr w:type="spellStart"/>
-      <w:r>
-        <w:t>áp</w:t>
-      </w:r>
-      <w:proofErr w:type="spellEnd"/>
-      <w:r>
-        <w:t xml:space="preserve"> </w:t>
-      </w:r>
-      <w:proofErr w:type="spellStart"/>
-      <w:r>
-        <w:t>ngưỡng</w:t>
-      </w:r>
-      <w:proofErr w:type="spellEnd"/>
-      <w:r>
-        <w:t xml:space="preserve"> </w:t>
-      </w:r>
-      <w:proofErr w:type="spellStart"/>
-      <w:r>
-        <w:t>phân</w:t>
-      </w:r>
-      <w:proofErr w:type="spellEnd"/>
-      <w:r>
-        <w:t xml:space="preserve"> </w:t>
-      </w:r>
-      <w:proofErr w:type="spellStart"/>
-      <w:r>
-        <w:t>mức</w:t>
+        <w:t>có</w:t>
+      </w:r>
+      <w:proofErr w:type="spellEnd"/>
+      <w:r>
+        <w:t xml:space="preserve"> </w:t>
+      </w:r>
+      <w:proofErr w:type="spellStart"/>
+      <w:r>
+        <w:t>xác</w:t>
+      </w:r>
+      <w:proofErr w:type="spellEnd"/>
+      <w:r>
+        <w:t xml:space="preserve"> </w:t>
+      </w:r>
+      <w:proofErr w:type="spellStart"/>
+      <w:r>
+        <w:t>thực</w:t>
+      </w:r>
+      <w:proofErr w:type="spellEnd"/>
+      <w:r>
+        <w:t xml:space="preserve"> </w:t>
+      </w:r>
+      <w:proofErr w:type="spellStart"/>
+      <w:r>
+        <w:t>người</w:t>
+      </w:r>
+      <w:proofErr w:type="spellEnd"/>
+      <w:r>
+        <w:t xml:space="preserve"> </w:t>
+      </w:r>
+      <w:proofErr w:type="spellStart"/>
+      <w:r>
+        <w:t>dùng</w:t>
+      </w:r>
+      <w:proofErr w:type="spellEnd"/>
+      <w:r>
+        <w:t xml:space="preserve"> </w:t>
+      </w:r>
+      <w:proofErr w:type="spellStart"/>
+      <w:r>
+        <w:t>và</w:t>
+      </w:r>
+      <w:proofErr w:type="spellEnd"/>
+      <w:r>
+        <w:t xml:space="preserve"> </w:t>
+      </w:r>
+      <w:proofErr w:type="spellStart"/>
+      <w:r>
+        <w:t>chưa</w:t>
+      </w:r>
+      <w:proofErr w:type="spellEnd"/>
+      <w:r>
+        <w:t xml:space="preserve"> </w:t>
+      </w:r>
+      <w:proofErr w:type="spellStart"/>
+      <w:r>
+        <w:t>mã</w:t>
+      </w:r>
+      <w:proofErr w:type="spellEnd"/>
+      <w:r>
+        <w:t xml:space="preserve"> </w:t>
+      </w:r>
+      <w:proofErr w:type="spellStart"/>
+      <w:r>
+        <w:t>hóa</w:t>
       </w:r>
       <w:proofErr w:type="spellEnd"/>
       <w:r>
@@ -33307,59 +33299,83 @@
       </w:pPr>
       <w:proofErr w:type="spellStart"/>
       <w:r>
-        <w:t>Dữ</w:t>
-      </w:r>
-      <w:proofErr w:type="spellEnd"/>
-      <w:r>
-        <w:t xml:space="preserve"> </w:t>
-      </w:r>
-      <w:proofErr w:type="spellStart"/>
-      <w:r>
-        <w:t>liệu</w:t>
-      </w:r>
-      <w:proofErr w:type="spellEnd"/>
-      <w:r>
-        <w:t xml:space="preserve"> </w:t>
-      </w:r>
-      <w:proofErr w:type="spellStart"/>
-      <w:r>
-        <w:t>bệnh</w:t>
-      </w:r>
-      <w:proofErr w:type="spellEnd"/>
-      <w:r>
-        <w:t xml:space="preserve"> </w:t>
-      </w:r>
-      <w:proofErr w:type="spellStart"/>
-      <w:r>
-        <w:t>nhân</w:t>
-      </w:r>
-      <w:proofErr w:type="spellEnd"/>
-      <w:r>
-        <w:t xml:space="preserve"> </w:t>
-      </w:r>
-      <w:proofErr w:type="spellStart"/>
-      <w:r>
-        <w:t>lưu</w:t>
-      </w:r>
-      <w:proofErr w:type="spellEnd"/>
-      <w:r>
-        <w:t xml:space="preserve"> </w:t>
-      </w:r>
-      <w:proofErr w:type="spellStart"/>
-      <w:r>
-        <w:t>cục</w:t>
-      </w:r>
-      <w:proofErr w:type="spellEnd"/>
-      <w:r>
-        <w:t xml:space="preserve"> </w:t>
-      </w:r>
-      <w:proofErr w:type="spellStart"/>
-      <w:r>
-        <w:t>bộ</w:t>
-      </w:r>
-      <w:proofErr w:type="spellEnd"/>
-      <w:r>
-        <w:t xml:space="preserve">, </w:t>
+        <w:t>Khuyến</w:t>
+      </w:r>
+      <w:proofErr w:type="spellEnd"/>
+      <w:r>
+        <w:t xml:space="preserve"> </w:t>
+      </w:r>
+      <w:proofErr w:type="spellStart"/>
+      <w:r>
+        <w:t>nghị</w:t>
+      </w:r>
+      <w:proofErr w:type="spellEnd"/>
+      <w:r>
+        <w:t xml:space="preserve"> </w:t>
+      </w:r>
+      <w:proofErr w:type="spellStart"/>
+      <w:r>
+        <w:t>và</w:t>
+      </w:r>
+      <w:proofErr w:type="spellEnd"/>
+      <w:r>
+        <w:t xml:space="preserve"> </w:t>
+      </w:r>
+      <w:proofErr w:type="spellStart"/>
+      <w:r>
+        <w:t>phần</w:t>
+      </w:r>
+      <w:proofErr w:type="spellEnd"/>
+      <w:r>
+        <w:t xml:space="preserve"> </w:t>
+      </w:r>
+      <w:proofErr w:type="spellStart"/>
+      <w:r>
+        <w:t>hỏi</w:t>
+      </w:r>
+      <w:proofErr w:type="spellEnd"/>
+      <w:r>
+        <w:t xml:space="preserve"> </w:t>
+      </w:r>
+      <w:proofErr w:type="spellStart"/>
+      <w:r>
+        <w:t>đáp</w:t>
+      </w:r>
+      <w:proofErr w:type="spellEnd"/>
+      <w:r>
+        <w:t xml:space="preserve"> </w:t>
+      </w:r>
+      <w:proofErr w:type="spellStart"/>
+      <w:r>
+        <w:t>hiện</w:t>
+      </w:r>
+      <w:proofErr w:type="spellEnd"/>
+      <w:r>
+        <w:t xml:space="preserve"> </w:t>
+      </w:r>
+      <w:proofErr w:type="spellStart"/>
+      <w:r>
+        <w:t>là</w:t>
+      </w:r>
+      <w:proofErr w:type="spellEnd"/>
+      <w:r>
+        <w:t xml:space="preserve"> rule-based; </w:t>
+      </w:r>
+      <w:proofErr w:type="spellStart"/>
+      <w:r>
+        <w:t>hệ</w:t>
+      </w:r>
+      <w:proofErr w:type="spellEnd"/>
+      <w:r>
+        <w:t xml:space="preserve"> </w:t>
+      </w:r>
+      <w:proofErr w:type="spellStart"/>
+      <w:r>
+        <w:t>thống</w:t>
+      </w:r>
+      <w:proofErr w:type="spellEnd"/>
+      <w:r>
+        <w:t xml:space="preserve"> </w:t>
       </w:r>
       <w:proofErr w:type="spellStart"/>
       <w:r>
@@ -33379,200 +33395,43 @@
       </w:r>
       <w:proofErr w:type="spellStart"/>
       <w:r>
-        <w:t>xác</w:t>
-      </w:r>
-      <w:proofErr w:type="spellEnd"/>
-      <w:r>
-        <w:t xml:space="preserve"> </w:t>
-      </w:r>
-      <w:proofErr w:type="spellStart"/>
-      <w:r>
-        <w:t>thực</w:t>
-      </w:r>
-      <w:proofErr w:type="spellEnd"/>
-      <w:r>
-        <w:t xml:space="preserve"> </w:t>
-      </w:r>
-      <w:proofErr w:type="spellStart"/>
-      <w:r>
-        <w:t>người</w:t>
-      </w:r>
-      <w:proofErr w:type="spellEnd"/>
-      <w:r>
-        <w:t xml:space="preserve"> </w:t>
-      </w:r>
-      <w:proofErr w:type="spellStart"/>
-      <w:r>
-        <w:t>dùng</w:t>
-      </w:r>
-      <w:proofErr w:type="spellEnd"/>
-      <w:r>
-        <w:t xml:space="preserve"> </w:t>
-      </w:r>
-      <w:proofErr w:type="spellStart"/>
-      <w:r>
-        <w:t>và</w:t>
-      </w:r>
-      <w:proofErr w:type="spellEnd"/>
-      <w:r>
-        <w:t xml:space="preserve"> </w:t>
-      </w:r>
-      <w:proofErr w:type="spellStart"/>
-      <w:r>
-        <w:t>chưa</w:t>
-      </w:r>
-      <w:proofErr w:type="spellEnd"/>
-      <w:r>
-        <w:t xml:space="preserve"> </w:t>
-      </w:r>
-      <w:proofErr w:type="spellStart"/>
-      <w:r>
-        <w:t>mã</w:t>
-      </w:r>
-      <w:proofErr w:type="spellEnd"/>
-      <w:r>
-        <w:t xml:space="preserve"> </w:t>
-      </w:r>
-      <w:proofErr w:type="spellStart"/>
-      <w:r>
-        <w:t>hóa</w:t>
-      </w:r>
-      <w:proofErr w:type="spellEnd"/>
-      <w:r>
-        <w:t>.</w:t>
+        <w:t>trợ</w:t>
+      </w:r>
+      <w:proofErr w:type="spellEnd"/>
+      <w:r>
+        <w:t xml:space="preserve"> </w:t>
+      </w:r>
+      <w:proofErr w:type="spellStart"/>
+      <w:r>
+        <w:t>lý</w:t>
+      </w:r>
+      <w:proofErr w:type="spellEnd"/>
+      <w:r>
+        <w:t xml:space="preserve"> </w:t>
+      </w:r>
+      <w:proofErr w:type="spellStart"/>
+      <w:r>
+        <w:t>hội</w:t>
+      </w:r>
+      <w:proofErr w:type="spellEnd"/>
+      <w:r>
+        <w:t xml:space="preserve"> </w:t>
+      </w:r>
+      <w:proofErr w:type="spellStart"/>
+      <w:r>
+        <w:t>thoại</w:t>
+      </w:r>
+      <w:proofErr w:type="spellEnd"/>
+      <w:r>
+        <w:t xml:space="preserve"> LLM.</w:t>
       </w:r>
     </w:p>
     <w:p>
       <w:pPr>
         <w:pStyle w:val="ListNumber"/>
       </w:pPr>
-      <w:proofErr w:type="spellStart"/>
-      <w:r>
-        <w:t>Khuyến</w:t>
-      </w:r>
-      <w:proofErr w:type="spellEnd"/>
-      <w:r>
-        <w:t xml:space="preserve"> </w:t>
-      </w:r>
-      <w:proofErr w:type="spellStart"/>
-      <w:r>
-        <w:t>nghị</w:t>
-      </w:r>
-      <w:proofErr w:type="spellEnd"/>
-      <w:r>
-        <w:t xml:space="preserve"> </w:t>
-      </w:r>
-      <w:proofErr w:type="spellStart"/>
-      <w:r>
-        <w:t>và</w:t>
-      </w:r>
-      <w:proofErr w:type="spellEnd"/>
-      <w:r>
-        <w:t xml:space="preserve"> </w:t>
-      </w:r>
-      <w:proofErr w:type="spellStart"/>
-      <w:r>
-        <w:t>phần</w:t>
-      </w:r>
-      <w:proofErr w:type="spellEnd"/>
-      <w:r>
-        <w:t xml:space="preserve"> </w:t>
-      </w:r>
-      <w:proofErr w:type="spellStart"/>
-      <w:r>
-        <w:t>hỏi</w:t>
-      </w:r>
-      <w:proofErr w:type="spellEnd"/>
-      <w:r>
-        <w:t xml:space="preserve"> </w:t>
-      </w:r>
-      <w:proofErr w:type="spellStart"/>
-      <w:r>
-        <w:t>đáp</w:t>
-      </w:r>
-      <w:proofErr w:type="spellEnd"/>
-      <w:r>
-        <w:t xml:space="preserve"> </w:t>
-      </w:r>
-      <w:proofErr w:type="spellStart"/>
-      <w:r>
-        <w:t>hiện</w:t>
-      </w:r>
-      <w:proofErr w:type="spellEnd"/>
-      <w:r>
-        <w:t xml:space="preserve"> </w:t>
-      </w:r>
-      <w:proofErr w:type="spellStart"/>
-      <w:r>
-        <w:t>là</w:t>
-      </w:r>
-      <w:proofErr w:type="spellEnd"/>
-      <w:r>
-        <w:t xml:space="preserve"> rule-based; </w:t>
-      </w:r>
-      <w:proofErr w:type="spellStart"/>
-      <w:r>
-        <w:t>hệ</w:t>
-      </w:r>
-      <w:proofErr w:type="spellEnd"/>
-      <w:r>
-        <w:t xml:space="preserve"> </w:t>
-      </w:r>
-      <w:proofErr w:type="spellStart"/>
-      <w:r>
-        <w:t>thống</w:t>
-      </w:r>
-      <w:proofErr w:type="spellEnd"/>
-      <w:r>
-        <w:t xml:space="preserve"> </w:t>
-      </w:r>
-      <w:proofErr w:type="spellStart"/>
-      <w:r>
-        <w:t>chưa</w:t>
-      </w:r>
-      <w:proofErr w:type="spellEnd"/>
-      <w:r>
-        <w:t xml:space="preserve"> </w:t>
-      </w:r>
-      <w:proofErr w:type="spellStart"/>
-      <w:r>
-        <w:t>có</w:t>
-      </w:r>
-      <w:proofErr w:type="spellEnd"/>
-      <w:r>
-        <w:t xml:space="preserve"> </w:t>
-      </w:r>
-      <w:proofErr w:type="spellStart"/>
-      <w:r>
-        <w:t>trợ</w:t>
-      </w:r>
-      <w:proofErr w:type="spellEnd"/>
-      <w:r>
-        <w:t xml:space="preserve"> </w:t>
-      </w:r>
-      <w:proofErr w:type="spellStart"/>
-      <w:r>
-        <w:t>lý</w:t>
-      </w:r>
-      <w:proofErr w:type="spellEnd"/>
-      <w:r>
-        <w:t xml:space="preserve"> </w:t>
-      </w:r>
-      <w:proofErr w:type="spellStart"/>
-      <w:r>
-        <w:t>hội</w:t>
-      </w:r>
-      <w:proofErr w:type="spellEnd"/>
-      <w:r>
-        <w:t xml:space="preserve"> </w:t>
-      </w:r>
-      <w:proofErr w:type="spellStart"/>
-      <w:r>
-        <w:t>thoại</w:t>
-      </w:r>
-      <w:proofErr w:type="spellEnd"/>
-      <w:r>
-        <w:t xml:space="preserve"> LLM.</w:t>
+      <w:r>
+        <w:t>Việc lựa chọn mô hình tốt nhất dựa trên F1 của lớp bệnh (binary F1); Macro-F1 — trung bình F1 hai lớp, cân bằng hơn với dữ liệu mất cân bằng — chỉ được dùng ở bước đánh giá, chưa được dùng làm tiêu chí lựa chọn. Đây là một quyết định thiết kế; kết quả chọn mô hình theo Macro-F1 chưa được kiểm chứng lại.</w:t>
       </w:r>
     </w:p>
     <w:p>
